--- a/Cohort_OMOP_CPRD_attrition_table.docx
+++ b/Cohort_OMOP_CPRD_attrition_table.docx
@@ -1,6 +1,6 @@
 
 <file path=word/document.xml><?xml version="1.0" encoding="utf-8"?>
-<w:document xmlns:wpc="http://schemas.microsoft.com/office/word/2010/wordprocessingCanvas" xmlns:cx="http://schemas.microsoft.com/office/drawing/2014/chartex" xmlns:cx1="http://schemas.microsoft.com/office/drawing/2015/9/8/chartex" xmlns:cx2="http://schemas.microsoft.com/office/drawing/2015/10/21/chartex" xmlns:cx3="http://schemas.microsoft.com/office/drawing/2016/5/9/chartex" xmlns:cx4="http://schemas.microsoft.com/office/drawing/2016/5/10/chartex" xmlns:cx5="http://schemas.microsoft.com/office/drawing/2016/5/11/chartex" xmlns:cx6="http://schemas.microsoft.com/office/drawing/2016/5/12/chartex" xmlns:cx7="http://schemas.microsoft.com/office/drawing/2016/5/13/chartex" xmlns:cx8="http://schemas.microsoft.com/office/drawing/2016/5/14/chartex" xmlns:mc="http://schemas.openxmlformats.org/markup-compatibility/2006" xmlns:aink="http://schemas.microsoft.com/office/drawing/2016/ink" xmlns:am3d="http://schemas.microsoft.com/office/drawing/2017/model3d" xmlns:o="urn:schemas-microsoft-com:office:office" xmlns:oel="http://schemas.microsoft.com/office/2019/extlst" xmlns:r="http://schemas.openxmlformats.org/officeDocument/2006/relationships" xmlns:m="http://schemas.openxmlformats.org/officeDocument/2006/math" xmlns:v="urn:schemas-microsoft-com:vml" xmlns:wp14="http://schemas.microsoft.com/office/word/2010/wordprocessingDrawing" xmlns:wp="http://schemas.openxmlformats.org/drawingml/2006/wordprocessingDrawing" xmlns:w10="urn:schemas-microsoft-com:office:word" xmlns:w="http://schemas.openxmlformats.org/wordprocessingml/2006/main" xmlns:w14="http://schemas.microsoft.com/office/word/2010/wordml" xmlns:w15="http://schemas.microsoft.com/office/word/2012/wordml" xmlns:w16cex="http://schemas.microsoft.com/office/word/2018/wordml/cex" xmlns:w16cid="http://schemas.microsoft.com/office/word/2016/wordml/cid" xmlns:w16="http://schemas.microsoft.com/office/word/2018/wordml" xmlns:w16du="http://schemas.microsoft.com/office/word/2023/wordml/word16du" xmlns:w16sdtdh="http://schemas.microsoft.com/office/word/2020/wordml/sdtdatahash" xmlns:w16se="http://schemas.microsoft.com/office/word/2015/wordml/symex" xmlns:wpg="http://schemas.microsoft.com/office/word/2010/wordprocessingGroup" xmlns:wpi="http://schemas.microsoft.com/office/word/2010/wordprocessingInk" xmlns:wne="http://schemas.microsoft.com/office/word/2006/wordml" xmlns:wps="http://schemas.microsoft.com/office/word/2010/wordprocessingShape" mc:Ignorable="w14 w15 w16se w16cid w16 w16cex w16sdtdh w16du wp14">
+<w:document xmlns:wpc="http://schemas.microsoft.com/office/word/2010/wordprocessingCanvas" xmlns:cx="http://schemas.microsoft.com/office/drawing/2014/chartex" xmlns:cx1="http://schemas.microsoft.com/office/drawing/2015/9/8/chartex" xmlns:cx2="http://schemas.microsoft.com/office/drawing/2015/10/21/chartex" xmlns:cx3="http://schemas.microsoft.com/office/drawing/2016/5/9/chartex" xmlns:cx4="http://schemas.microsoft.com/office/drawing/2016/5/10/chartex" xmlns:cx5="http://schemas.microsoft.com/office/drawing/2016/5/11/chartex" xmlns:cx6="http://schemas.microsoft.com/office/drawing/2016/5/12/chartex" xmlns:cx7="http://schemas.microsoft.com/office/drawing/2016/5/13/chartex" xmlns:cx8="http://schemas.microsoft.com/office/drawing/2016/5/14/chartex" xmlns:mc="http://schemas.openxmlformats.org/markup-compatibility/2006" xmlns:aink="http://schemas.microsoft.com/office/drawing/2016/ink" xmlns:am3d="http://schemas.microsoft.com/office/drawing/2017/model3d" xmlns:o="urn:schemas-microsoft-com:office:office" xmlns:oel="http://schemas.microsoft.com/office/2019/extlst" xmlns:r="http://schemas.openxmlformats.org/officeDocument/2006/relationships" xmlns:m="http://schemas.openxmlformats.org/officeDocument/2006/math" xmlns:v="urn:schemas-microsoft-com:vml" xmlns:wp14="http://schemas.microsoft.com/office/word/2010/wordprocessingDrawing" xmlns:wp="http://schemas.openxmlformats.org/drawingml/2006/wordprocessingDrawing" xmlns:w10="urn:schemas-microsoft-com:office:word" xmlns:w="http://schemas.openxmlformats.org/wordprocessingml/2006/main" xmlns:w14="http://schemas.microsoft.com/office/word/2010/wordml" xmlns:w15="http://schemas.microsoft.com/office/word/2012/wordml" xmlns:w16cex="http://schemas.microsoft.com/office/word/2018/wordml/cex" xmlns:w16cid="http://schemas.microsoft.com/office/word/2016/wordml/cid" xmlns:w16="http://schemas.microsoft.com/office/word/2018/wordml" xmlns:w16du="http://schemas.microsoft.com/office/word/2023/wordml/word16du" xmlns:w16sdtdh="http://schemas.microsoft.com/office/word/2020/wordml/sdtdatahash" xmlns:w16sdtfl="http://schemas.microsoft.com/office/word/2024/wordml/sdtformatlock" xmlns:w16se="http://schemas.microsoft.com/office/word/2015/wordml/symex" xmlns:wpg="http://schemas.microsoft.com/office/word/2010/wordprocessingGroup" xmlns:wpi="http://schemas.microsoft.com/office/word/2010/wordprocessingInk" xmlns:wne="http://schemas.microsoft.com/office/word/2006/wordml" xmlns:wps="http://schemas.microsoft.com/office/word/2010/wordprocessingShape" mc:Ignorable="w14 w15 w16se w16cid w16 w16cex w16sdtdh w16sdtfl w16du wp14">
   <w:body>
     <w:tbl>
       <w:tblPr>
@@ -11,9 +11,9 @@
       </w:tblPr>
       <w:tblGrid>
         <w:gridCol w:w="418"/>
-        <w:gridCol w:w="7212"/>
-        <w:gridCol w:w="955"/>
-        <w:gridCol w:w="883"/>
+        <w:gridCol w:w="5386"/>
+        <w:gridCol w:w="1843"/>
+        <w:gridCol w:w="1821"/>
         <w:gridCol w:w="1254"/>
         <w:gridCol w:w="5100"/>
       </w:tblGrid>
@@ -35,7 +35,7 @@
         </w:tc>
         <w:tc>
           <w:tcPr>
-            <w:tcW w:w="7212" w:type="dxa"/>
+            <w:tcW w:w="5386" w:type="dxa"/>
             <w:noWrap/>
           </w:tcPr>
           <w:p>
@@ -48,7 +48,7 @@
         </w:tc>
         <w:tc>
           <w:tcPr>
-            <w:tcW w:w="3092" w:type="dxa"/>
+            <w:tcW w:w="4918" w:type="dxa"/>
             <w:gridSpan w:val="3"/>
             <w:vAlign w:val="center"/>
           </w:tcPr>
@@ -105,7 +105,7 @@
         </w:tc>
         <w:tc>
           <w:tcPr>
-            <w:tcW w:w="7212" w:type="dxa"/>
+            <w:tcW w:w="5386" w:type="dxa"/>
             <w:noWrap/>
           </w:tcPr>
           <w:p>
@@ -124,7 +124,7 @@
         </w:tc>
         <w:tc>
           <w:tcPr>
-            <w:tcW w:w="955" w:type="dxa"/>
+            <w:tcW w:w="1843" w:type="dxa"/>
             <w:vAlign w:val="center"/>
           </w:tcPr>
           <w:p>
@@ -144,7 +144,7 @@
         </w:tc>
         <w:tc>
           <w:tcPr>
-            <w:tcW w:w="883" w:type="dxa"/>
+            <w:tcW w:w="1821" w:type="dxa"/>
             <w:vAlign w:val="center"/>
           </w:tcPr>
           <w:p>
@@ -191,21 +191,7 @@
               <w:rPr>
                 <w:color w:val="000000"/>
               </w:rPr>
-              <w:t>(</w:t>
-            </w:r>
-            <w:proofErr w:type="spellStart"/>
-            <w:r>
-              <w:rPr>
-                <w:color w:val="000000"/>
-              </w:rPr>
-              <w:t>omop</w:t>
-            </w:r>
-            <w:proofErr w:type="spellEnd"/>
-            <w:r>
-              <w:rPr>
-                <w:color w:val="000000"/>
-              </w:rPr>
-              <w:t>-raw)</w:t>
+              <w:t>(omop-raw)</w:t>
             </w:r>
           </w:p>
         </w:tc>
@@ -242,7 +228,7 @@
         </w:tc>
         <w:tc>
           <w:tcPr>
-            <w:tcW w:w="7212" w:type="dxa"/>
+            <w:tcW w:w="5386" w:type="dxa"/>
             <w:shd w:val="clear" w:color="auto" w:fill="auto"/>
             <w:noWrap/>
             <w:vAlign w:val="center"/>
@@ -264,7 +250,7 @@
         </w:tc>
         <w:tc>
           <w:tcPr>
-            <w:tcW w:w="955" w:type="dxa"/>
+            <w:tcW w:w="1843" w:type="dxa"/>
             <w:shd w:val="clear" w:color="auto" w:fill="auto"/>
             <w:vAlign w:val="center"/>
           </w:tcPr>
@@ -288,7 +274,7 @@
         </w:tc>
         <w:tc>
           <w:tcPr>
-            <w:tcW w:w="883" w:type="dxa"/>
+            <w:tcW w:w="1821" w:type="dxa"/>
             <w:shd w:val="clear" w:color="auto" w:fill="auto"/>
             <w:vAlign w:val="center"/>
           </w:tcPr>
@@ -338,17 +324,7 @@
               </w:numPr>
             </w:pPr>
             <w:r>
-              <w:t>acceptable patient flag (</w:t>
-            </w:r>
-            <w:proofErr w:type="spellStart"/>
-            <w:proofErr w:type="gramStart"/>
-            <w:r>
-              <w:t>patient.accept</w:t>
-            </w:r>
-            <w:proofErr w:type="spellEnd"/>
-            <w:proofErr w:type="gramEnd"/>
-            <w:r>
-              <w:t xml:space="preserve">) is not equal to 1, </w:t>
+              <w:t xml:space="preserve">acceptable patient flag (patient.accept) is not equal to 1, </w:t>
             </w:r>
           </w:p>
           <w:p>
@@ -383,34 +359,11 @@
                 <w:numId w:val="3"/>
               </w:numPr>
             </w:pPr>
-            <w:proofErr w:type="spellStart"/>
-            <w:proofErr w:type="gramStart"/>
-            <w:r>
-              <w:t>patient.deathdate</w:t>
-            </w:r>
-            <w:proofErr w:type="spellEnd"/>
-            <w:proofErr w:type="gramEnd"/>
-            <w:r>
-              <w:t xml:space="preserve"> occurs prior to </w:t>
-            </w:r>
-            <w:proofErr w:type="spellStart"/>
-            <w:r>
-              <w:t>patient.frd</w:t>
-            </w:r>
-            <w:proofErr w:type="spellEnd"/>
-            <w:r>
-              <w:t xml:space="preserve"> (first registration date) are removed</w:t>
-            </w:r>
-            <w:r>
-              <w:t xml:space="preserve"> in the mapping process (</w:t>
-            </w:r>
-            <w:proofErr w:type="spellStart"/>
-            <w:r>
-              <w:t>cdm$person</w:t>
-            </w:r>
-            <w:proofErr w:type="spellEnd"/>
-            <w:r>
-              <w:t xml:space="preserve"> table).</w:t>
+            <w:r>
+              <w:t>patient.deathdate occurs prior to patient.frd (first registration date) are removed</w:t>
+            </w:r>
+            <w:r>
+              <w:t xml:space="preserve"> in the mapping process (cdm$person table).</w:t>
             </w:r>
           </w:p>
         </w:tc>
@@ -421,7 +374,7 @@
         </w:trPr>
         <w:tc>
           <w:tcPr>
-            <w:tcW w:w="7630" w:type="dxa"/>
+            <w:tcW w:w="5804" w:type="dxa"/>
             <w:gridSpan w:val="2"/>
             <w:shd w:val="clear" w:color="auto" w:fill="auto"/>
           </w:tcPr>
@@ -441,19 +394,19 @@
         </w:tc>
         <w:tc>
           <w:tcPr>
-            <w:tcW w:w="955" w:type="dxa"/>
-            <w:shd w:val="clear" w:color="auto" w:fill="auto"/>
-            <w:vAlign w:val="center"/>
-          </w:tcPr>
-          <w:p>
-            <w:pPr>
-              <w:jc w:val="center"/>
-            </w:pPr>
-          </w:p>
-        </w:tc>
-        <w:tc>
-          <w:tcPr>
-            <w:tcW w:w="883" w:type="dxa"/>
+            <w:tcW w:w="1843" w:type="dxa"/>
+            <w:shd w:val="clear" w:color="auto" w:fill="auto"/>
+            <w:vAlign w:val="center"/>
+          </w:tcPr>
+          <w:p>
+            <w:pPr>
+              <w:jc w:val="center"/>
+            </w:pPr>
+          </w:p>
+        </w:tc>
+        <w:tc>
+          <w:tcPr>
+            <w:tcW w:w="1821" w:type="dxa"/>
             <w:shd w:val="clear" w:color="auto" w:fill="auto"/>
             <w:vAlign w:val="center"/>
           </w:tcPr>
@@ -510,7 +463,7 @@
         </w:tc>
         <w:tc>
           <w:tcPr>
-            <w:tcW w:w="7212" w:type="dxa"/>
+            <w:tcW w:w="5386" w:type="dxa"/>
             <w:shd w:val="clear" w:color="auto" w:fill="auto"/>
             <w:noWrap/>
           </w:tcPr>
@@ -530,19 +483,66 @@
         </w:tc>
         <w:tc>
           <w:tcPr>
-            <w:tcW w:w="955" w:type="dxa"/>
-            <w:shd w:val="clear" w:color="auto" w:fill="auto"/>
-            <w:vAlign w:val="center"/>
-          </w:tcPr>
-          <w:p>
-            <w:pPr>
-              <w:jc w:val="center"/>
-            </w:pPr>
-          </w:p>
-        </w:tc>
-        <w:tc>
-          <w:tcPr>
-            <w:tcW w:w="883" w:type="dxa"/>
+            <w:tcW w:w="1843" w:type="dxa"/>
+            <w:shd w:val="clear" w:color="auto" w:fill="auto"/>
+            <w:vAlign w:val="center"/>
+          </w:tcPr>
+          <w:p>
+            <w:pPr>
+              <w:jc w:val="center"/>
+            </w:pPr>
+            <w:r>
+              <w:rPr>
+                <w:lang w:val="en-GB"/>
+              </w:rPr>
+              <w:t>184</w:t>
+            </w:r>
+            <w:r>
+              <w:rPr>
+                <w:lang w:val="en-GB"/>
+              </w:rPr>
+              <w:t>,</w:t>
+            </w:r>
+            <w:r>
+              <w:rPr>
+                <w:lang w:val="en-GB"/>
+              </w:rPr>
+              <w:t>263</w:t>
+            </w:r>
+            <w:r>
+              <w:rPr>
+                <w:lang w:val="en-GB"/>
+              </w:rPr>
+              <w:t xml:space="preserve"> </w:t>
+            </w:r>
+            <w:r>
+              <w:rPr>
+                <w:lang w:val="en-GB"/>
+              </w:rPr>
+              <w:t>(</w:t>
+            </w:r>
+            <w:r>
+              <w:t>702</w:t>
+            </w:r>
+            <w:r>
+              <w:t>,</w:t>
+            </w:r>
+            <w:r>
+              <w:t>309</w:t>
+            </w:r>
+            <w:r>
+              <w:t>)</w:t>
+            </w:r>
+          </w:p>
+          <w:p>
+            <w:pPr>
+              <w:jc w:val="center"/>
+            </w:pPr>
+          </w:p>
+        </w:tc>
+        <w:tc>
+          <w:tcPr>
+            <w:tcW w:w="1821" w:type="dxa"/>
             <w:shd w:val="clear" w:color="auto" w:fill="auto"/>
             <w:vAlign w:val="center"/>
           </w:tcPr>
@@ -599,7 +599,7 @@
         </w:tc>
         <w:tc>
           <w:tcPr>
-            <w:tcW w:w="7212" w:type="dxa"/>
+            <w:tcW w:w="5386" w:type="dxa"/>
             <w:shd w:val="clear" w:color="auto" w:fill="auto"/>
             <w:noWrap/>
           </w:tcPr>
@@ -631,19 +631,78 @@
         </w:tc>
         <w:tc>
           <w:tcPr>
-            <w:tcW w:w="955" w:type="dxa"/>
-            <w:shd w:val="clear" w:color="auto" w:fill="auto"/>
-            <w:vAlign w:val="center"/>
-          </w:tcPr>
-          <w:p>
-            <w:pPr>
-              <w:jc w:val="center"/>
-            </w:pPr>
-          </w:p>
-        </w:tc>
-        <w:tc>
-          <w:tcPr>
-            <w:tcW w:w="883" w:type="dxa"/>
+            <w:tcW w:w="1843" w:type="dxa"/>
+            <w:shd w:val="clear" w:color="auto" w:fill="auto"/>
+            <w:vAlign w:val="center"/>
+          </w:tcPr>
+          <w:p>
+            <w:pPr>
+              <w:jc w:val="center"/>
+              <w:rPr>
+                <w:lang w:val="en-GB"/>
+              </w:rPr>
+            </w:pPr>
+            <w:r>
+              <w:rPr>
+                <w:lang w:val="en-GB"/>
+              </w:rPr>
+              <w:t>89</w:t>
+            </w:r>
+            <w:r>
+              <w:rPr>
+                <w:lang w:val="en-GB"/>
+              </w:rPr>
+              <w:t>,</w:t>
+            </w:r>
+            <w:r>
+              <w:rPr>
+                <w:lang w:val="en-GB"/>
+              </w:rPr>
+              <w:t>262</w:t>
+            </w:r>
+            <w:r>
+              <w:rPr>
+                <w:lang w:val="en-GB"/>
+              </w:rPr>
+              <w:t xml:space="preserve"> </w:t>
+            </w:r>
+            <w:r>
+              <w:t>(</w:t>
+            </w:r>
+            <w:r>
+              <w:rPr>
+                <w:lang w:val="en-GB"/>
+              </w:rPr>
+              <w:t>323</w:t>
+            </w:r>
+            <w:r>
+              <w:rPr>
+                <w:lang w:val="en-GB"/>
+              </w:rPr>
+              <w:t>,</w:t>
+            </w:r>
+            <w:r>
+              <w:rPr>
+                <w:lang w:val="en-GB"/>
+              </w:rPr>
+              <w:t>873</w:t>
+            </w:r>
+            <w:r>
+              <w:rPr>
+                <w:lang w:val="en-GB"/>
+              </w:rPr>
+              <w:t>)</w:t>
+            </w:r>
+          </w:p>
+          <w:p>
+            <w:pPr>
+              <w:jc w:val="center"/>
+            </w:pPr>
+          </w:p>
+        </w:tc>
+        <w:tc>
+          <w:tcPr>
+            <w:tcW w:w="1821" w:type="dxa"/>
             <w:shd w:val="clear" w:color="auto" w:fill="auto"/>
             <w:vAlign w:val="center"/>
           </w:tcPr>
@@ -700,7 +759,7 @@
         </w:tc>
         <w:tc>
           <w:tcPr>
-            <w:tcW w:w="7212" w:type="dxa"/>
+            <w:tcW w:w="5386" w:type="dxa"/>
             <w:shd w:val="clear" w:color="auto" w:fill="auto"/>
             <w:noWrap/>
           </w:tcPr>
@@ -720,19 +779,61 @@
         </w:tc>
         <w:tc>
           <w:tcPr>
-            <w:tcW w:w="955" w:type="dxa"/>
-            <w:shd w:val="clear" w:color="auto" w:fill="auto"/>
-            <w:vAlign w:val="center"/>
-          </w:tcPr>
-          <w:p>
-            <w:pPr>
-              <w:jc w:val="center"/>
-            </w:pPr>
-          </w:p>
-        </w:tc>
-        <w:tc>
-          <w:tcPr>
-            <w:tcW w:w="883" w:type="dxa"/>
+            <w:tcW w:w="1843" w:type="dxa"/>
+            <w:shd w:val="clear" w:color="auto" w:fill="auto"/>
+            <w:vAlign w:val="center"/>
+          </w:tcPr>
+          <w:p>
+            <w:pPr>
+              <w:jc w:val="center"/>
+            </w:pPr>
+            <w:r>
+              <w:rPr>
+                <w:lang w:val="en-GB"/>
+              </w:rPr>
+              <w:t>87</w:t>
+            </w:r>
+            <w:r>
+              <w:rPr>
+                <w:lang w:val="en-GB"/>
+              </w:rPr>
+              <w:t>,</w:t>
+            </w:r>
+            <w:r>
+              <w:rPr>
+                <w:lang w:val="en-GB"/>
+              </w:rPr>
+              <w:t>905</w:t>
+            </w:r>
+            <w:r>
+              <w:rPr>
+                <w:lang w:val="en-GB"/>
+              </w:rPr>
+              <w:t xml:space="preserve"> </w:t>
+            </w:r>
+            <w:r>
+              <w:rPr>
+                <w:lang w:val="en-GB"/>
+              </w:rPr>
+              <w:t>(</w:t>
+            </w:r>
+            <w:r>
+              <w:t>311</w:t>
+            </w:r>
+            <w:r>
+              <w:t>,</w:t>
+            </w:r>
+            <w:r>
+              <w:t>022</w:t>
+            </w:r>
+            <w:r>
+              <w:t>)</w:t>
+            </w:r>
+          </w:p>
+        </w:tc>
+        <w:tc>
+          <w:tcPr>
+            <w:tcW w:w="1821" w:type="dxa"/>
             <w:shd w:val="clear" w:color="auto" w:fill="auto"/>
             <w:vAlign w:val="center"/>
           </w:tcPr>
@@ -783,7 +884,7 @@
         </w:tc>
         <w:tc>
           <w:tcPr>
-            <w:tcW w:w="7212" w:type="dxa"/>
+            <w:tcW w:w="5386" w:type="dxa"/>
             <w:shd w:val="clear" w:color="auto" w:fill="auto"/>
             <w:noWrap/>
           </w:tcPr>
@@ -815,19 +916,55 @@
         </w:tc>
         <w:tc>
           <w:tcPr>
-            <w:tcW w:w="955" w:type="dxa"/>
-            <w:shd w:val="clear" w:color="auto" w:fill="auto"/>
-            <w:vAlign w:val="center"/>
-          </w:tcPr>
-          <w:p>
-            <w:pPr>
-              <w:jc w:val="center"/>
-            </w:pPr>
-          </w:p>
-        </w:tc>
-        <w:tc>
-          <w:tcPr>
-            <w:tcW w:w="883" w:type="dxa"/>
+            <w:tcW w:w="1843" w:type="dxa"/>
+            <w:shd w:val="clear" w:color="auto" w:fill="auto"/>
+            <w:vAlign w:val="center"/>
+          </w:tcPr>
+          <w:p>
+            <w:pPr>
+              <w:jc w:val="center"/>
+            </w:pPr>
+            <w:r>
+              <w:rPr>
+                <w:lang w:val="en-GB"/>
+              </w:rPr>
+              <w:t>31</w:t>
+            </w:r>
+            <w:r>
+              <w:rPr>
+                <w:lang w:val="en-GB"/>
+              </w:rPr>
+              <w:t>,</w:t>
+            </w:r>
+            <w:r>
+              <w:rPr>
+                <w:lang w:val="en-GB"/>
+              </w:rPr>
+              <w:t>460</w:t>
+            </w:r>
+            <w:r>
+              <w:rPr>
+                <w:lang w:val="en-GB"/>
+              </w:rPr>
+              <w:t xml:space="preserve"> (</w:t>
+            </w:r>
+            <w:r>
+              <w:t>137</w:t>
+            </w:r>
+            <w:r>
+              <w:t>,</w:t>
+            </w:r>
+            <w:r>
+              <w:t>375</w:t>
+            </w:r>
+            <w:r>
+              <w:t>)</w:t>
+            </w:r>
+          </w:p>
+        </w:tc>
+        <w:tc>
+          <w:tcPr>
+            <w:tcW w:w="1821" w:type="dxa"/>
             <w:shd w:val="clear" w:color="auto" w:fill="auto"/>
             <w:vAlign w:val="center"/>
           </w:tcPr>
@@ -878,7 +1015,7 @@
         </w:tc>
         <w:tc>
           <w:tcPr>
-            <w:tcW w:w="7212" w:type="dxa"/>
+            <w:tcW w:w="5386" w:type="dxa"/>
             <w:shd w:val="clear" w:color="auto" w:fill="auto"/>
             <w:noWrap/>
           </w:tcPr>
@@ -910,19 +1047,55 @@
         </w:tc>
         <w:tc>
           <w:tcPr>
-            <w:tcW w:w="955" w:type="dxa"/>
-            <w:shd w:val="clear" w:color="auto" w:fill="auto"/>
-            <w:vAlign w:val="center"/>
-          </w:tcPr>
-          <w:p>
-            <w:pPr>
-              <w:jc w:val="center"/>
-            </w:pPr>
-          </w:p>
-        </w:tc>
-        <w:tc>
-          <w:tcPr>
-            <w:tcW w:w="883" w:type="dxa"/>
+            <w:tcW w:w="1843" w:type="dxa"/>
+            <w:shd w:val="clear" w:color="auto" w:fill="auto"/>
+            <w:vAlign w:val="center"/>
+          </w:tcPr>
+          <w:p>
+            <w:pPr>
+              <w:jc w:val="center"/>
+            </w:pPr>
+            <w:r>
+              <w:rPr>
+                <w:lang w:val="en-GB"/>
+              </w:rPr>
+              <w:t>31</w:t>
+            </w:r>
+            <w:r>
+              <w:rPr>
+                <w:lang w:val="en-GB"/>
+              </w:rPr>
+              <w:t>,</w:t>
+            </w:r>
+            <w:r>
+              <w:rPr>
+                <w:lang w:val="en-GB"/>
+              </w:rPr>
+              <w:t>440</w:t>
+            </w:r>
+            <w:r>
+              <w:rPr>
+                <w:lang w:val="en-GB"/>
+              </w:rPr>
+              <w:t xml:space="preserve"> (</w:t>
+            </w:r>
+            <w:r>
+              <w:t>137</w:t>
+            </w:r>
+            <w:r>
+              <w:t>,</w:t>
+            </w:r>
+            <w:r>
+              <w:t>290</w:t>
+            </w:r>
+            <w:r>
+              <w:t>)</w:t>
+            </w:r>
+          </w:p>
+        </w:tc>
+        <w:tc>
+          <w:tcPr>
+            <w:tcW w:w="1821" w:type="dxa"/>
             <w:shd w:val="clear" w:color="auto" w:fill="auto"/>
             <w:vAlign w:val="center"/>
           </w:tcPr>
@@ -954,7 +1127,7 @@
         </w:trPr>
         <w:tc>
           <w:tcPr>
-            <w:tcW w:w="7630" w:type="dxa"/>
+            <w:tcW w:w="5804" w:type="dxa"/>
             <w:gridSpan w:val="2"/>
             <w:shd w:val="clear" w:color="auto" w:fill="auto"/>
           </w:tcPr>
@@ -986,19 +1159,19 @@
         </w:tc>
         <w:tc>
           <w:tcPr>
-            <w:tcW w:w="955" w:type="dxa"/>
-            <w:shd w:val="clear" w:color="auto" w:fill="auto"/>
-            <w:vAlign w:val="center"/>
-          </w:tcPr>
-          <w:p>
-            <w:pPr>
-              <w:jc w:val="center"/>
-            </w:pPr>
-          </w:p>
-        </w:tc>
-        <w:tc>
-          <w:tcPr>
-            <w:tcW w:w="883" w:type="dxa"/>
+            <w:tcW w:w="1843" w:type="dxa"/>
+            <w:shd w:val="clear" w:color="auto" w:fill="auto"/>
+            <w:vAlign w:val="center"/>
+          </w:tcPr>
+          <w:p>
+            <w:pPr>
+              <w:jc w:val="center"/>
+            </w:pPr>
+          </w:p>
+        </w:tc>
+        <w:tc>
+          <w:tcPr>
+            <w:tcW w:w="1821" w:type="dxa"/>
             <w:shd w:val="clear" w:color="auto" w:fill="auto"/>
             <w:vAlign w:val="center"/>
           </w:tcPr>
@@ -1043,7 +1216,7 @@
         </w:tc>
         <w:tc>
           <w:tcPr>
-            <w:tcW w:w="7212" w:type="dxa"/>
+            <w:tcW w:w="5386" w:type="dxa"/>
             <w:shd w:val="clear" w:color="auto" w:fill="auto"/>
             <w:noWrap/>
           </w:tcPr>
@@ -1060,19 +1233,58 @@
         </w:tc>
         <w:tc>
           <w:tcPr>
-            <w:tcW w:w="955" w:type="dxa"/>
-            <w:shd w:val="clear" w:color="auto" w:fill="auto"/>
-            <w:vAlign w:val="center"/>
-          </w:tcPr>
-          <w:p>
-            <w:pPr>
-              <w:jc w:val="center"/>
-            </w:pPr>
-          </w:p>
-        </w:tc>
-        <w:tc>
-          <w:tcPr>
-            <w:tcW w:w="883" w:type="dxa"/>
+            <w:tcW w:w="1843" w:type="dxa"/>
+            <w:shd w:val="clear" w:color="auto" w:fill="auto"/>
+            <w:vAlign w:val="center"/>
+          </w:tcPr>
+          <w:p>
+            <w:pPr>
+              <w:jc w:val="center"/>
+              <w:rPr>
+                <w:color w:val="FF0000"/>
+              </w:rPr>
+            </w:pPr>
+            <w:r>
+              <w:rPr>
+                <w:lang w:val="en-GB"/>
+              </w:rPr>
+              <w:t>31</w:t>
+            </w:r>
+            <w:r>
+              <w:rPr>
+                <w:lang w:val="en-GB"/>
+              </w:rPr>
+              <w:t>,</w:t>
+            </w:r>
+            <w:r>
+              <w:rPr>
+                <w:lang w:val="en-GB"/>
+              </w:rPr>
+              <w:t>440</w:t>
+            </w:r>
+            <w:r>
+              <w:rPr>
+                <w:lang w:val="en-GB"/>
+              </w:rPr>
+              <w:t xml:space="preserve"> (</w:t>
+            </w:r>
+            <w:r>
+              <w:t>137</w:t>
+            </w:r>
+            <w:r>
+              <w:t>,</w:t>
+            </w:r>
+            <w:r>
+              <w:t>290</w:t>
+            </w:r>
+            <w:r>
+              <w:t>)</w:t>
+            </w:r>
+          </w:p>
+        </w:tc>
+        <w:tc>
+          <w:tcPr>
+            <w:tcW w:w="1821" w:type="dxa"/>
             <w:shd w:val="clear" w:color="auto" w:fill="auto"/>
             <w:vAlign w:val="center"/>
           </w:tcPr>
@@ -1117,7 +1329,7 @@
         </w:tc>
         <w:tc>
           <w:tcPr>
-            <w:tcW w:w="7212" w:type="dxa"/>
+            <w:tcW w:w="5386" w:type="dxa"/>
             <w:shd w:val="clear" w:color="auto" w:fill="auto"/>
             <w:noWrap/>
           </w:tcPr>
@@ -1137,19 +1349,55 @@
         </w:tc>
         <w:tc>
           <w:tcPr>
-            <w:tcW w:w="955" w:type="dxa"/>
-            <w:shd w:val="clear" w:color="auto" w:fill="auto"/>
-            <w:vAlign w:val="center"/>
-          </w:tcPr>
-          <w:p>
-            <w:pPr>
-              <w:jc w:val="center"/>
-            </w:pPr>
-          </w:p>
-        </w:tc>
-        <w:tc>
-          <w:tcPr>
-            <w:tcW w:w="883" w:type="dxa"/>
+            <w:tcW w:w="1843" w:type="dxa"/>
+            <w:shd w:val="clear" w:color="auto" w:fill="auto"/>
+            <w:vAlign w:val="center"/>
+          </w:tcPr>
+          <w:p>
+            <w:pPr>
+              <w:jc w:val="center"/>
+            </w:pPr>
+            <w:r>
+              <w:rPr>
+                <w:lang w:val="en-GB"/>
+              </w:rPr>
+              <w:t>31</w:t>
+            </w:r>
+            <w:r>
+              <w:rPr>
+                <w:lang w:val="en-GB"/>
+              </w:rPr>
+              <w:t>,</w:t>
+            </w:r>
+            <w:r>
+              <w:rPr>
+                <w:lang w:val="en-GB"/>
+              </w:rPr>
+              <w:t>440</w:t>
+            </w:r>
+            <w:r>
+              <w:rPr>
+                <w:lang w:val="en-GB"/>
+              </w:rPr>
+              <w:t xml:space="preserve"> (</w:t>
+            </w:r>
+            <w:r>
+              <w:t>137</w:t>
+            </w:r>
+            <w:r>
+              <w:t>,</w:t>
+            </w:r>
+            <w:r>
+              <w:t>290</w:t>
+            </w:r>
+            <w:r>
+              <w:t>)</w:t>
+            </w:r>
+          </w:p>
+        </w:tc>
+        <w:tc>
+          <w:tcPr>
+            <w:tcW w:w="1821" w:type="dxa"/>
             <w:shd w:val="clear" w:color="auto" w:fill="auto"/>
             <w:vAlign w:val="center"/>
           </w:tcPr>
@@ -1194,7 +1442,7 @@
         </w:tc>
         <w:tc>
           <w:tcPr>
-            <w:tcW w:w="7212" w:type="dxa"/>
+            <w:tcW w:w="5386" w:type="dxa"/>
             <w:shd w:val="clear" w:color="auto" w:fill="auto"/>
             <w:noWrap/>
           </w:tcPr>
@@ -1214,19 +1462,19 @@
         </w:tc>
         <w:tc>
           <w:tcPr>
-            <w:tcW w:w="955" w:type="dxa"/>
-            <w:shd w:val="clear" w:color="auto" w:fill="auto"/>
-            <w:vAlign w:val="center"/>
-          </w:tcPr>
-          <w:p>
-            <w:pPr>
-              <w:jc w:val="center"/>
-            </w:pPr>
-          </w:p>
-        </w:tc>
-        <w:tc>
-          <w:tcPr>
-            <w:tcW w:w="883" w:type="dxa"/>
+            <w:tcW w:w="1843" w:type="dxa"/>
+            <w:shd w:val="clear" w:color="auto" w:fill="auto"/>
+            <w:vAlign w:val="center"/>
+          </w:tcPr>
+          <w:p>
+            <w:pPr>
+              <w:jc w:val="center"/>
+            </w:pPr>
+          </w:p>
+        </w:tc>
+        <w:tc>
+          <w:tcPr>
+            <w:tcW w:w="1821" w:type="dxa"/>
             <w:shd w:val="clear" w:color="auto" w:fill="auto"/>
             <w:vAlign w:val="center"/>
           </w:tcPr>
@@ -1271,7 +1519,7 @@
         </w:tc>
         <w:tc>
           <w:tcPr>
-            <w:tcW w:w="7212" w:type="dxa"/>
+            <w:tcW w:w="5386" w:type="dxa"/>
             <w:shd w:val="clear" w:color="auto" w:fill="auto"/>
             <w:noWrap/>
           </w:tcPr>
@@ -1285,39 +1533,25 @@
               <w:rPr>
                 <w:color w:val="000000"/>
               </w:rPr>
-              <w:t xml:space="preserve">History of </w:t>
-            </w:r>
-            <w:proofErr w:type="spellStart"/>
-            <w:r>
-              <w:rPr>
-                <w:color w:val="000000"/>
-              </w:rPr>
-              <w:t>fx</w:t>
-            </w:r>
-            <w:proofErr w:type="spellEnd"/>
-            <w:r>
-              <w:rPr>
-                <w:color w:val="000000"/>
-              </w:rPr>
-              <w:t xml:space="preserve"> in the 730 prior to index</w:t>
-            </w:r>
-          </w:p>
-        </w:tc>
-        <w:tc>
-          <w:tcPr>
-            <w:tcW w:w="955" w:type="dxa"/>
-            <w:shd w:val="clear" w:color="auto" w:fill="auto"/>
-            <w:vAlign w:val="center"/>
-          </w:tcPr>
-          <w:p>
-            <w:pPr>
-              <w:jc w:val="center"/>
-            </w:pPr>
-          </w:p>
-        </w:tc>
-        <w:tc>
-          <w:tcPr>
-            <w:tcW w:w="883" w:type="dxa"/>
+              <w:t>History of fx in the 730 prior to index</w:t>
+            </w:r>
+          </w:p>
+        </w:tc>
+        <w:tc>
+          <w:tcPr>
+            <w:tcW w:w="1843" w:type="dxa"/>
+            <w:shd w:val="clear" w:color="auto" w:fill="auto"/>
+            <w:vAlign w:val="center"/>
+          </w:tcPr>
+          <w:p>
+            <w:pPr>
+              <w:jc w:val="center"/>
+            </w:pPr>
+          </w:p>
+        </w:tc>
+        <w:tc>
+          <w:tcPr>
+            <w:tcW w:w="1821" w:type="dxa"/>
             <w:shd w:val="clear" w:color="auto" w:fill="auto"/>
             <w:vAlign w:val="center"/>
           </w:tcPr>
@@ -1362,7 +1596,7 @@
         </w:tc>
         <w:tc>
           <w:tcPr>
-            <w:tcW w:w="7212" w:type="dxa"/>
+            <w:tcW w:w="5386" w:type="dxa"/>
             <w:shd w:val="clear" w:color="auto" w:fill="auto"/>
             <w:noWrap/>
           </w:tcPr>
@@ -1382,19 +1616,19 @@
         </w:tc>
         <w:tc>
           <w:tcPr>
-            <w:tcW w:w="955" w:type="dxa"/>
-            <w:shd w:val="clear" w:color="auto" w:fill="auto"/>
-            <w:vAlign w:val="center"/>
-          </w:tcPr>
-          <w:p>
-            <w:pPr>
-              <w:jc w:val="center"/>
-            </w:pPr>
-          </w:p>
-        </w:tc>
-        <w:tc>
-          <w:tcPr>
-            <w:tcW w:w="883" w:type="dxa"/>
+            <w:tcW w:w="1843" w:type="dxa"/>
+            <w:shd w:val="clear" w:color="auto" w:fill="auto"/>
+            <w:vAlign w:val="center"/>
+          </w:tcPr>
+          <w:p>
+            <w:pPr>
+              <w:jc w:val="center"/>
+            </w:pPr>
+          </w:p>
+        </w:tc>
+        <w:tc>
+          <w:tcPr>
+            <w:tcW w:w="1821" w:type="dxa"/>
             <w:shd w:val="clear" w:color="auto" w:fill="auto"/>
             <w:vAlign w:val="center"/>
           </w:tcPr>
@@ -1439,7 +1673,7 @@
         </w:tc>
         <w:tc>
           <w:tcPr>
-            <w:tcW w:w="7212" w:type="dxa"/>
+            <w:tcW w:w="5386" w:type="dxa"/>
             <w:shd w:val="clear" w:color="auto" w:fill="auto"/>
             <w:noWrap/>
           </w:tcPr>
@@ -1459,19 +1693,19 @@
         </w:tc>
         <w:tc>
           <w:tcPr>
-            <w:tcW w:w="955" w:type="dxa"/>
-            <w:shd w:val="clear" w:color="auto" w:fill="auto"/>
-            <w:vAlign w:val="center"/>
-          </w:tcPr>
-          <w:p>
-            <w:pPr>
-              <w:jc w:val="center"/>
-            </w:pPr>
-          </w:p>
-        </w:tc>
-        <w:tc>
-          <w:tcPr>
-            <w:tcW w:w="883" w:type="dxa"/>
+            <w:tcW w:w="1843" w:type="dxa"/>
+            <w:shd w:val="clear" w:color="auto" w:fill="auto"/>
+            <w:vAlign w:val="center"/>
+          </w:tcPr>
+          <w:p>
+            <w:pPr>
+              <w:jc w:val="center"/>
+            </w:pPr>
+          </w:p>
+        </w:tc>
+        <w:tc>
+          <w:tcPr>
+            <w:tcW w:w="1821" w:type="dxa"/>
             <w:shd w:val="clear" w:color="auto" w:fill="auto"/>
             <w:vAlign w:val="center"/>
           </w:tcPr>
@@ -1516,7 +1750,7 @@
         </w:tc>
         <w:tc>
           <w:tcPr>
-            <w:tcW w:w="7212" w:type="dxa"/>
+            <w:tcW w:w="5386" w:type="dxa"/>
             <w:shd w:val="clear" w:color="auto" w:fill="auto"/>
             <w:noWrap/>
           </w:tcPr>
@@ -1536,19 +1770,19 @@
         </w:tc>
         <w:tc>
           <w:tcPr>
-            <w:tcW w:w="955" w:type="dxa"/>
-            <w:shd w:val="clear" w:color="auto" w:fill="auto"/>
-            <w:vAlign w:val="center"/>
-          </w:tcPr>
-          <w:p>
-            <w:pPr>
-              <w:jc w:val="center"/>
-            </w:pPr>
-          </w:p>
-        </w:tc>
-        <w:tc>
-          <w:tcPr>
-            <w:tcW w:w="883" w:type="dxa"/>
+            <w:tcW w:w="1843" w:type="dxa"/>
+            <w:shd w:val="clear" w:color="auto" w:fill="auto"/>
+            <w:vAlign w:val="center"/>
+          </w:tcPr>
+          <w:p>
+            <w:pPr>
+              <w:jc w:val="center"/>
+            </w:pPr>
+          </w:p>
+        </w:tc>
+        <w:tc>
+          <w:tcPr>
+            <w:tcW w:w="1821" w:type="dxa"/>
             <w:shd w:val="clear" w:color="auto" w:fill="auto"/>
             <w:vAlign w:val="center"/>
           </w:tcPr>
@@ -1593,7 +1827,7 @@
 </file>
 
 <file path=word/numbering.xml><?xml version="1.0" encoding="utf-8"?>
-<w:numbering xmlns:wpc="http://schemas.microsoft.com/office/word/2010/wordprocessingCanvas" xmlns:cx="http://schemas.microsoft.com/office/drawing/2014/chartex" xmlns:cx1="http://schemas.microsoft.com/office/drawing/2015/9/8/chartex" xmlns:cx2="http://schemas.microsoft.com/office/drawing/2015/10/21/chartex" xmlns:cx3="http://schemas.microsoft.com/office/drawing/2016/5/9/chartex" xmlns:cx4="http://schemas.microsoft.com/office/drawing/2016/5/10/chartex" xmlns:cx5="http://schemas.microsoft.com/office/drawing/2016/5/11/chartex" xmlns:cx6="http://schemas.microsoft.com/office/drawing/2016/5/12/chartex" xmlns:cx7="http://schemas.microsoft.com/office/drawing/2016/5/13/chartex" xmlns:cx8="http://schemas.microsoft.com/office/drawing/2016/5/14/chartex" xmlns:mc="http://schemas.openxmlformats.org/markup-compatibility/2006" xmlns:aink="http://schemas.microsoft.com/office/drawing/2016/ink" xmlns:am3d="http://schemas.microsoft.com/office/drawing/2017/model3d" xmlns:o="urn:schemas-microsoft-com:office:office" xmlns:oel="http://schemas.microsoft.com/office/2019/extlst" xmlns:r="http://schemas.openxmlformats.org/officeDocument/2006/relationships" xmlns:m="http://schemas.openxmlformats.org/officeDocument/2006/math" xmlns:v="urn:schemas-microsoft-com:vml" xmlns:wp14="http://schemas.microsoft.com/office/word/2010/wordprocessingDrawing" xmlns:wp="http://schemas.openxmlformats.org/drawingml/2006/wordprocessingDrawing" xmlns:w10="urn:schemas-microsoft-com:office:word" xmlns:w="http://schemas.openxmlformats.org/wordprocessingml/2006/main" xmlns:w14="http://schemas.microsoft.com/office/word/2010/wordml" xmlns:w15="http://schemas.microsoft.com/office/word/2012/wordml" xmlns:w16cex="http://schemas.microsoft.com/office/word/2018/wordml/cex" xmlns:w16cid="http://schemas.microsoft.com/office/word/2016/wordml/cid" xmlns:w16="http://schemas.microsoft.com/office/word/2018/wordml" xmlns:w16du="http://schemas.microsoft.com/office/word/2023/wordml/word16du" xmlns:w16sdtdh="http://schemas.microsoft.com/office/word/2020/wordml/sdtdatahash" xmlns:w16se="http://schemas.microsoft.com/office/word/2015/wordml/symex" xmlns:wpg="http://schemas.microsoft.com/office/word/2010/wordprocessingGroup" xmlns:wpi="http://schemas.microsoft.com/office/word/2010/wordprocessingInk" xmlns:wne="http://schemas.microsoft.com/office/word/2006/wordml" xmlns:wps="http://schemas.microsoft.com/office/word/2010/wordprocessingShape" mc:Ignorable="w14 w15 w16se w16cid w16 w16cex w16sdtdh w16du wp14">
+<w:numbering xmlns:wpc="http://schemas.microsoft.com/office/word/2010/wordprocessingCanvas" xmlns:cx="http://schemas.microsoft.com/office/drawing/2014/chartex" xmlns:cx1="http://schemas.microsoft.com/office/drawing/2015/9/8/chartex" xmlns:cx2="http://schemas.microsoft.com/office/drawing/2015/10/21/chartex" xmlns:cx3="http://schemas.microsoft.com/office/drawing/2016/5/9/chartex" xmlns:cx4="http://schemas.microsoft.com/office/drawing/2016/5/10/chartex" xmlns:cx5="http://schemas.microsoft.com/office/drawing/2016/5/11/chartex" xmlns:cx6="http://schemas.microsoft.com/office/drawing/2016/5/12/chartex" xmlns:cx7="http://schemas.microsoft.com/office/drawing/2016/5/13/chartex" xmlns:cx8="http://schemas.microsoft.com/office/drawing/2016/5/14/chartex" xmlns:mc="http://schemas.openxmlformats.org/markup-compatibility/2006" xmlns:aink="http://schemas.microsoft.com/office/drawing/2016/ink" xmlns:am3d="http://schemas.microsoft.com/office/drawing/2017/model3d" xmlns:o="urn:schemas-microsoft-com:office:office" xmlns:oel="http://schemas.microsoft.com/office/2019/extlst" xmlns:r="http://schemas.openxmlformats.org/officeDocument/2006/relationships" xmlns:m="http://schemas.openxmlformats.org/officeDocument/2006/math" xmlns:v="urn:schemas-microsoft-com:vml" xmlns:wp14="http://schemas.microsoft.com/office/word/2010/wordprocessingDrawing" xmlns:wp="http://schemas.openxmlformats.org/drawingml/2006/wordprocessingDrawing" xmlns:w10="urn:schemas-microsoft-com:office:word" xmlns:w="http://schemas.openxmlformats.org/wordprocessingml/2006/main" xmlns:w14="http://schemas.microsoft.com/office/word/2010/wordml" xmlns:w15="http://schemas.microsoft.com/office/word/2012/wordml" xmlns:w16cex="http://schemas.microsoft.com/office/word/2018/wordml/cex" xmlns:w16cid="http://schemas.microsoft.com/office/word/2016/wordml/cid" xmlns:w16="http://schemas.microsoft.com/office/word/2018/wordml" xmlns:w16du="http://schemas.microsoft.com/office/word/2023/wordml/word16du" xmlns:w16sdtdh="http://schemas.microsoft.com/office/word/2020/wordml/sdtdatahash" xmlns:w16sdtfl="http://schemas.microsoft.com/office/word/2024/wordml/sdtformatlock" xmlns:w16se="http://schemas.microsoft.com/office/word/2015/wordml/symex" xmlns:wpg="http://schemas.microsoft.com/office/word/2010/wordprocessingGroup" xmlns:wpi="http://schemas.microsoft.com/office/word/2010/wordprocessingInk" xmlns:wne="http://schemas.microsoft.com/office/word/2006/wordml" xmlns:wps="http://schemas.microsoft.com/office/word/2010/wordprocessingShape" mc:Ignorable="w14 w15 w16se w16cid w16 w16cex w16sdtdh w16sdtfl w16du wp14">
   <w:abstractNum w:abstractNumId="0" w15:restartNumberingAfterBreak="0">
     <w:nsid w:val="2B9235FA"/>
     <w:multiLevelType w:val="hybridMultilevel"/>
@@ -2128,7 +2362,7 @@
 </file>
 
 <file path=word/styles.xml><?xml version="1.0" encoding="utf-8"?>
-<w:styles xmlns:mc="http://schemas.openxmlformats.org/markup-compatibility/2006" xmlns:r="http://schemas.openxmlformats.org/officeDocument/2006/relationships" xmlns:w="http://schemas.openxmlformats.org/wordprocessingml/2006/main" xmlns:w14="http://schemas.microsoft.com/office/word/2010/wordml" xmlns:w15="http://schemas.microsoft.com/office/word/2012/wordml" xmlns:w16cex="http://schemas.microsoft.com/office/word/2018/wordml/cex" xmlns:w16cid="http://schemas.microsoft.com/office/word/2016/wordml/cid" xmlns:w16="http://schemas.microsoft.com/office/word/2018/wordml" xmlns:w16du="http://schemas.microsoft.com/office/word/2023/wordml/word16du" xmlns:w16sdtdh="http://schemas.microsoft.com/office/word/2020/wordml/sdtdatahash" xmlns:w16se="http://schemas.microsoft.com/office/word/2015/wordml/symex" mc:Ignorable="w14 w15 w16se w16cid w16 w16cex w16sdtdh w16du">
+<w:styles xmlns:mc="http://schemas.openxmlformats.org/markup-compatibility/2006" xmlns:r="http://schemas.openxmlformats.org/officeDocument/2006/relationships" xmlns:w="http://schemas.openxmlformats.org/wordprocessingml/2006/main" xmlns:w14="http://schemas.microsoft.com/office/word/2010/wordml" xmlns:w15="http://schemas.microsoft.com/office/word/2012/wordml" xmlns:w16cex="http://schemas.microsoft.com/office/word/2018/wordml/cex" xmlns:w16cid="http://schemas.microsoft.com/office/word/2016/wordml/cid" xmlns:w16="http://schemas.microsoft.com/office/word/2018/wordml" xmlns:w16du="http://schemas.microsoft.com/office/word/2023/wordml/word16du" xmlns:w16sdtdh="http://schemas.microsoft.com/office/word/2020/wordml/sdtdatahash" xmlns:w16sdtfl="http://schemas.microsoft.com/office/word/2024/wordml/sdtformatlock" xmlns:w16se="http://schemas.microsoft.com/office/word/2015/wordml/symex" mc:Ignorable="w14 w15 w16se w16cid w16 w16cex w16sdtdh w16sdtfl w16du">
   <w:docDefaults>
     <w:rPrDefault>
       <w:rPr>
@@ -3092,6 +3326,36 @@
       <w:cantSplit/>
     </w:trPr>
   </w:style>
+  <w:style w:type="paragraph" w:styleId="HTMLPreformatted">
+    <w:name w:val="HTML Preformatted"/>
+    <w:basedOn w:val="Normal"/>
+    <w:link w:val="HTMLPreformattedChar"/>
+    <w:uiPriority w:val="99"/>
+    <w:semiHidden/>
+    <w:unhideWhenUsed/>
+    <w:rsid w:val="00174BB4"/>
+    <w:pPr>
+      <w:spacing w:after="0" w:line="240" w:lineRule="auto"/>
+    </w:pPr>
+    <w:rPr>
+      <w:rFonts w:ascii="Consolas" w:hAnsi="Consolas"/>
+      <w:sz w:val="20"/>
+      <w:szCs w:val="20"/>
+    </w:rPr>
+  </w:style>
+  <w:style w:type="character" w:customStyle="1" w:styleId="HTMLPreformattedChar">
+    <w:name w:val="HTML Preformatted Char"/>
+    <w:basedOn w:val="DefaultParagraphFont"/>
+    <w:link w:val="HTMLPreformatted"/>
+    <w:uiPriority w:val="99"/>
+    <w:semiHidden/>
+    <w:rsid w:val="00174BB4"/>
+    <w:rPr>
+      <w:rFonts w:ascii="Consolas" w:hAnsi="Consolas"/>
+      <w:sz w:val="20"/>
+      <w:szCs w:val="20"/>
+    </w:rPr>
+  </w:style>
 </w:styles>
 </file>
 

--- a/Cohort_OMOP_CPRD_attrition_table.docx
+++ b/Cohort_OMOP_CPRD_attrition_table.docx
@@ -550,6 +550,245 @@
             <w:pPr>
               <w:jc w:val="center"/>
             </w:pPr>
+            <w:r>
+              <w:rPr>
+                <w:lang w:val="en-GB"/>
+              </w:rPr>
+              <w:t>3</w:t>
+            </w:r>
+            <w:r>
+              <w:rPr>
+                <w:lang w:val="en-GB"/>
+              </w:rPr>
+              <w:t>,</w:t>
+            </w:r>
+            <w:r>
+              <w:rPr>
+                <w:lang w:val="en-GB"/>
+              </w:rPr>
+              <w:t>866</w:t>
+            </w:r>
+            <w:r>
+              <w:rPr>
+                <w:lang w:val="en-GB"/>
+              </w:rPr>
+              <w:t xml:space="preserve"> (</w:t>
+            </w:r>
+            <w:r>
+              <w:t>4</w:t>
+            </w:r>
+            <w:r>
+              <w:t>,</w:t>
+            </w:r>
+            <w:r>
+              <w:t>820</w:t>
+            </w:r>
+            <w:r>
+              <w:t>)</w:t>
+            </w:r>
+          </w:p>
+        </w:tc>
+        <w:tc>
+          <w:tcPr>
+            <w:tcW w:w="1254" w:type="dxa"/>
+            <w:shd w:val="clear" w:color="auto" w:fill="auto"/>
+            <w:vAlign w:val="center"/>
+          </w:tcPr>
+          <w:p/>
+        </w:tc>
+        <w:tc>
+          <w:tcPr>
+            <w:tcW w:w="5100" w:type="dxa"/>
+            <w:shd w:val="clear" w:color="auto" w:fill="auto"/>
+          </w:tcPr>
+          <w:p>
+            <w:r>
+              <w:t xml:space="preserve">Both index date and fractures that happen after </w:t>
+            </w:r>
+            <w:r>
+              <w:t>the index date</w:t>
+            </w:r>
+          </w:p>
+        </w:tc>
+      </w:tr>
+      <w:tr>
+        <w:trPr>
+          <w:trHeight w:val="405"/>
+        </w:trPr>
+        <w:tc>
+          <w:tcPr>
+            <w:tcW w:w="418" w:type="dxa"/>
+            <w:shd w:val="clear" w:color="auto" w:fill="auto"/>
+          </w:tcPr>
+          <w:p>
+            <w:pPr>
+              <w:rPr>
+                <w:color w:val="000000"/>
+              </w:rPr>
+            </w:pPr>
+            <w:r>
+              <w:rPr>
+                <w:color w:val="000000"/>
+              </w:rPr>
+              <w:t>b</w:t>
+            </w:r>
+            <w:r>
+              <w:rPr>
+                <w:color w:val="000000"/>
+              </w:rPr>
+              <w:t>)</w:t>
+            </w:r>
+          </w:p>
+        </w:tc>
+        <w:tc>
+          <w:tcPr>
+            <w:tcW w:w="5386" w:type="dxa"/>
+            <w:shd w:val="clear" w:color="auto" w:fill="auto"/>
+            <w:noWrap/>
+          </w:tcPr>
+          <w:p>
+            <w:pPr>
+              <w:rPr>
+                <w:color w:val="000000"/>
+              </w:rPr>
+            </w:pPr>
+            <w:r>
+              <w:rPr>
+                <w:color w:val="000000"/>
+              </w:rPr>
+              <w:t>Fracture</w:t>
+            </w:r>
+            <w:r>
+              <w:rPr>
+                <w:color w:val="000000"/>
+              </w:rPr>
+              <w:t>s</w:t>
+            </w:r>
+            <w:r>
+              <w:rPr>
+                <w:color w:val="000000"/>
+              </w:rPr>
+              <w:t xml:space="preserve"> outside of study period</w:t>
+            </w:r>
+          </w:p>
+        </w:tc>
+        <w:tc>
+          <w:tcPr>
+            <w:tcW w:w="1843" w:type="dxa"/>
+            <w:shd w:val="clear" w:color="auto" w:fill="auto"/>
+            <w:vAlign w:val="center"/>
+          </w:tcPr>
+          <w:p>
+            <w:pPr>
+              <w:jc w:val="center"/>
+              <w:rPr>
+                <w:lang w:val="en-GB"/>
+              </w:rPr>
+            </w:pPr>
+            <w:r>
+              <w:rPr>
+                <w:lang w:val="en-GB"/>
+              </w:rPr>
+              <w:t>89</w:t>
+            </w:r>
+            <w:r>
+              <w:rPr>
+                <w:lang w:val="en-GB"/>
+              </w:rPr>
+              <w:t>,</w:t>
+            </w:r>
+            <w:r>
+              <w:rPr>
+                <w:lang w:val="en-GB"/>
+              </w:rPr>
+              <w:t>262</w:t>
+            </w:r>
+            <w:r>
+              <w:rPr>
+                <w:lang w:val="en-GB"/>
+              </w:rPr>
+              <w:t xml:space="preserve"> </w:t>
+            </w:r>
+            <w:r>
+              <w:t>(</w:t>
+            </w:r>
+            <w:r>
+              <w:rPr>
+                <w:lang w:val="en-GB"/>
+              </w:rPr>
+              <w:t>323</w:t>
+            </w:r>
+            <w:r>
+              <w:rPr>
+                <w:lang w:val="en-GB"/>
+              </w:rPr>
+              <w:t>,</w:t>
+            </w:r>
+            <w:r>
+              <w:rPr>
+                <w:lang w:val="en-GB"/>
+              </w:rPr>
+              <w:t>873</w:t>
+            </w:r>
+            <w:r>
+              <w:rPr>
+                <w:lang w:val="en-GB"/>
+              </w:rPr>
+              <w:t>)</w:t>
+            </w:r>
+          </w:p>
+          <w:p>
+            <w:pPr>
+              <w:jc w:val="center"/>
+            </w:pPr>
+          </w:p>
+        </w:tc>
+        <w:tc>
+          <w:tcPr>
+            <w:tcW w:w="1821" w:type="dxa"/>
+            <w:shd w:val="clear" w:color="auto" w:fill="auto"/>
+            <w:vAlign w:val="center"/>
+          </w:tcPr>
+          <w:p>
+            <w:pPr>
+              <w:jc w:val="center"/>
+            </w:pPr>
+            <w:r>
+              <w:rPr>
+                <w:lang w:val="en-GB"/>
+              </w:rPr>
+              <w:t>2</w:t>
+            </w:r>
+            <w:r>
+              <w:rPr>
+                <w:lang w:val="en-GB"/>
+              </w:rPr>
+              <w:t>,</w:t>
+            </w:r>
+            <w:r>
+              <w:rPr>
+                <w:lang w:val="en-GB"/>
+              </w:rPr>
+              <w:t>459</w:t>
+            </w:r>
+            <w:r>
+              <w:rPr>
+                <w:lang w:val="en-GB"/>
+              </w:rPr>
+              <w:t xml:space="preserve"> (</w:t>
+            </w:r>
+            <w:r>
+              <w:t>2</w:t>
+            </w:r>
+            <w:r>
+              <w:t>,</w:t>
+            </w:r>
+            <w:r>
+              <w:t>920</w:t>
+            </w:r>
+            <w:r>
+              <w:t>)</w:t>
+            </w:r>
           </w:p>
         </w:tc>
         <w:tc>
@@ -587,7 +826,7 @@
               <w:rPr>
                 <w:color w:val="000000"/>
               </w:rPr>
-              <w:t>b</w:t>
+              <w:t>c</w:t>
             </w:r>
             <w:r>
               <w:rPr>
@@ -613,19 +852,7 @@
               <w:rPr>
                 <w:color w:val="000000"/>
               </w:rPr>
-              <w:t>Fracture</w:t>
-            </w:r>
-            <w:r>
-              <w:rPr>
-                <w:color w:val="000000"/>
-              </w:rPr>
-              <w:t>s</w:t>
-            </w:r>
-            <w:r>
-              <w:rPr>
-                <w:color w:val="000000"/>
-              </w:rPr>
-              <w:t xml:space="preserve"> outside of study period</w:t>
+              <w:t>Fractures on the same day as trauma codes</w:t>
             </w:r>
           </w:p>
         </w:tc>
@@ -638,15 +865,12 @@
           <w:p>
             <w:pPr>
               <w:jc w:val="center"/>
-              <w:rPr>
-                <w:lang w:val="en-GB"/>
-              </w:rPr>
-            </w:pPr>
-            <w:r>
-              <w:rPr>
-                <w:lang w:val="en-GB"/>
-              </w:rPr>
-              <w:t>89</w:t>
+            </w:pPr>
+            <w:r>
+              <w:rPr>
+                <w:lang w:val="en-GB"/>
+              </w:rPr>
+              <w:t>87</w:t>
             </w:r>
             <w:r>
               <w:rPr>
@@ -658,7 +882,7 @@
               <w:rPr>
                 <w:lang w:val="en-GB"/>
               </w:rPr>
-              <w:t>262</w:t>
+              <w:t>905</w:t>
             </w:r>
             <w:r>
               <w:rPr>
@@ -667,49 +891,77 @@
               <w:t xml:space="preserve"> </w:t>
             </w:r>
             <w:r>
+              <w:rPr>
+                <w:lang w:val="en-GB"/>
+              </w:rPr>
               <w:t>(</w:t>
             </w:r>
             <w:r>
-              <w:rPr>
-                <w:lang w:val="en-GB"/>
-              </w:rPr>
-              <w:t>323</w:t>
-            </w:r>
-            <w:r>
-              <w:rPr>
-                <w:lang w:val="en-GB"/>
-              </w:rPr>
+              <w:t>311</w:t>
+            </w:r>
+            <w:r>
               <w:t>,</w:t>
             </w:r>
             <w:r>
-              <w:rPr>
-                <w:lang w:val="en-GB"/>
-              </w:rPr>
-              <w:t>873</w:t>
-            </w:r>
-            <w:r>
-              <w:rPr>
-                <w:lang w:val="en-GB"/>
-              </w:rPr>
+              <w:t>022</w:t>
+            </w:r>
+            <w:r>
               <w:t>)</w:t>
             </w:r>
           </w:p>
+        </w:tc>
+        <w:tc>
+          <w:tcPr>
+            <w:tcW w:w="1821" w:type="dxa"/>
+            <w:shd w:val="clear" w:color="auto" w:fill="auto"/>
+            <w:vAlign w:val="center"/>
+          </w:tcPr>
           <w:p>
             <w:pPr>
               <w:jc w:val="center"/>
             </w:pPr>
-          </w:p>
-        </w:tc>
-        <w:tc>
-          <w:tcPr>
-            <w:tcW w:w="1821" w:type="dxa"/>
-            <w:shd w:val="clear" w:color="auto" w:fill="auto"/>
-            <w:vAlign w:val="center"/>
-          </w:tcPr>
-          <w:p>
-            <w:pPr>
-              <w:jc w:val="center"/>
-            </w:pPr>
+            <w:r>
+              <w:rPr>
+                <w:lang w:val="en-GB"/>
+              </w:rPr>
+              <w:t>1</w:t>
+            </w:r>
+            <w:r>
+              <w:rPr>
+                <w:lang w:val="en-GB"/>
+              </w:rPr>
+              <w:t>,</w:t>
+            </w:r>
+            <w:r>
+              <w:rPr>
+                <w:lang w:val="en-GB"/>
+              </w:rPr>
+              <w:t>775</w:t>
+            </w:r>
+            <w:r>
+              <w:rPr>
+                <w:lang w:val="en-GB"/>
+              </w:rPr>
+              <w:t xml:space="preserve"> </w:t>
+            </w:r>
+            <w:r>
+              <w:rPr>
+                <w:lang w:val="en-GB"/>
+              </w:rPr>
+              <w:t>(</w:t>
+            </w:r>
+            <w:r>
+              <w:t>2</w:t>
+            </w:r>
+            <w:r>
+              <w:t>,</w:t>
+            </w:r>
+            <w:r>
+              <w:t>109</w:t>
+            </w:r>
+            <w:r>
+              <w:t>)</w:t>
+            </w:r>
           </w:p>
         </w:tc>
         <w:tc>
@@ -747,39 +999,93 @@
               <w:rPr>
                 <w:color w:val="000000"/>
               </w:rPr>
-              <w:t>c</w:t>
-            </w:r>
-            <w:r>
-              <w:rPr>
-                <w:color w:val="000000"/>
-              </w:rPr>
+              <w:t>d)</w:t>
+            </w:r>
+          </w:p>
+        </w:tc>
+        <w:tc>
+          <w:tcPr>
+            <w:tcW w:w="5386" w:type="dxa"/>
+            <w:shd w:val="clear" w:color="auto" w:fill="auto"/>
+            <w:noWrap/>
+          </w:tcPr>
+          <w:p>
+            <w:pPr>
+              <w:rPr>
+                <w:color w:val="000000"/>
+              </w:rPr>
+            </w:pPr>
+            <w:r>
+              <w:rPr>
+                <w:color w:val="000000"/>
+              </w:rPr>
+              <w:t>Fracture</w:t>
+            </w:r>
+            <w:r>
+              <w:rPr>
+                <w:color w:val="000000"/>
+              </w:rPr>
+              <w:t>s</w:t>
+            </w:r>
+            <w:r>
+              <w:rPr>
+                <w:color w:val="000000"/>
+              </w:rPr>
+              <w:t xml:space="preserve"> on the same day as death or after</w:t>
+            </w:r>
+          </w:p>
+        </w:tc>
+        <w:tc>
+          <w:tcPr>
+            <w:tcW w:w="1843" w:type="dxa"/>
+            <w:shd w:val="clear" w:color="auto" w:fill="auto"/>
+            <w:vAlign w:val="center"/>
+          </w:tcPr>
+          <w:p>
+            <w:pPr>
+              <w:jc w:val="center"/>
+            </w:pPr>
+            <w:r>
+              <w:rPr>
+                <w:lang w:val="en-GB"/>
+              </w:rPr>
+              <w:t>31</w:t>
+            </w:r>
+            <w:r>
+              <w:rPr>
+                <w:lang w:val="en-GB"/>
+              </w:rPr>
+              <w:t>,</w:t>
+            </w:r>
+            <w:r>
+              <w:rPr>
+                <w:lang w:val="en-GB"/>
+              </w:rPr>
+              <w:t>460</w:t>
+            </w:r>
+            <w:r>
+              <w:rPr>
+                <w:lang w:val="en-GB"/>
+              </w:rPr>
+              <w:t xml:space="preserve"> (</w:t>
+            </w:r>
+            <w:r>
+              <w:t>137</w:t>
+            </w:r>
+            <w:r>
+              <w:t>,</w:t>
+            </w:r>
+            <w:r>
+              <w:t>375</w:t>
+            </w:r>
+            <w:r>
               <w:t>)</w:t>
             </w:r>
           </w:p>
         </w:tc>
         <w:tc>
           <w:tcPr>
-            <w:tcW w:w="5386" w:type="dxa"/>
-            <w:shd w:val="clear" w:color="auto" w:fill="auto"/>
-            <w:noWrap/>
-          </w:tcPr>
-          <w:p>
-            <w:pPr>
-              <w:rPr>
-                <w:color w:val="000000"/>
-              </w:rPr>
-            </w:pPr>
-            <w:r>
-              <w:rPr>
-                <w:color w:val="000000"/>
-              </w:rPr>
-              <w:t>Fractures on the same day as trauma codes</w:t>
-            </w:r>
-          </w:p>
-        </w:tc>
-        <w:tc>
-          <w:tcPr>
-            <w:tcW w:w="1843" w:type="dxa"/>
+            <w:tcW w:w="1821" w:type="dxa"/>
             <w:shd w:val="clear" w:color="auto" w:fill="auto"/>
             <w:vAlign w:val="center"/>
           </w:tcPr>
@@ -791,56 +1097,32 @@
               <w:rPr>
                 <w:lang w:val="en-GB"/>
               </w:rPr>
-              <w:t>87</w:t>
-            </w:r>
-            <w:r>
-              <w:rPr>
-                <w:lang w:val="en-GB"/>
-              </w:rPr>
+              <w:t>918</w:t>
+            </w:r>
+            <w:r>
+              <w:rPr>
+                <w:lang w:val="en-GB"/>
+              </w:rPr>
+              <w:t xml:space="preserve"> </w:t>
+            </w:r>
+            <w:r>
+              <w:rPr>
+                <w:lang w:val="en-GB"/>
+              </w:rPr>
+              <w:t>(</w:t>
+            </w:r>
+            <w:r>
+              <w:t>1</w:t>
+            </w:r>
+            <w:r>
               <w:t>,</w:t>
             </w:r>
             <w:r>
-              <w:rPr>
-                <w:lang w:val="en-GB"/>
-              </w:rPr>
-              <w:t>905</w:t>
-            </w:r>
-            <w:r>
-              <w:rPr>
-                <w:lang w:val="en-GB"/>
-              </w:rPr>
-              <w:t xml:space="preserve"> </w:t>
-            </w:r>
-            <w:r>
-              <w:rPr>
-                <w:lang w:val="en-GB"/>
-              </w:rPr>
-              <w:t>(</w:t>
-            </w:r>
-            <w:r>
-              <w:t>311</w:t>
-            </w:r>
-            <w:r>
-              <w:t>,</w:t>
-            </w:r>
-            <w:r>
-              <w:t>022</w:t>
+              <w:t>132</w:t>
             </w:r>
             <w:r>
               <w:t>)</w:t>
             </w:r>
-          </w:p>
-        </w:tc>
-        <w:tc>
-          <w:tcPr>
-            <w:tcW w:w="1821" w:type="dxa"/>
-            <w:shd w:val="clear" w:color="auto" w:fill="auto"/>
-            <w:vAlign w:val="center"/>
-          </w:tcPr>
-          <w:p>
-            <w:pPr>
-              <w:jc w:val="center"/>
-            </w:pPr>
           </w:p>
         </w:tc>
         <w:tc>
@@ -878,7 +1160,7 @@
               <w:rPr>
                 <w:color w:val="000000"/>
               </w:rPr>
-              <w:t>d)</w:t>
+              <w:t>e)</w:t>
             </w:r>
           </w:p>
         </w:tc>
@@ -910,7 +1192,7 @@
               <w:rPr>
                 <w:color w:val="000000"/>
               </w:rPr>
-              <w:t xml:space="preserve"> on the same day as death or after</w:t>
+              <w:t xml:space="preserve"> on the last day of observation period</w:t>
             </w:r>
           </w:p>
         </w:tc>
@@ -940,7 +1222,7 @@
               <w:rPr>
                 <w:lang w:val="en-GB"/>
               </w:rPr>
-              <w:t>460</w:t>
+              <w:t>440</w:t>
             </w:r>
             <w:r>
               <w:rPr>
@@ -955,7 +1237,7 @@
               <w:t>,</w:t>
             </w:r>
             <w:r>
-              <w:t>375</w:t>
+              <w:t>290</w:t>
             </w:r>
             <w:r>
               <w:t>)</w:t>
@@ -972,6 +1254,36 @@
             <w:pPr>
               <w:jc w:val="center"/>
             </w:pPr>
+            <w:r>
+              <w:rPr>
+                <w:lang w:val="en-GB"/>
+              </w:rPr>
+              <w:t>918</w:t>
+            </w:r>
+            <w:r>
+              <w:rPr>
+                <w:lang w:val="en-GB"/>
+              </w:rPr>
+              <w:t xml:space="preserve"> </w:t>
+            </w:r>
+            <w:r>
+              <w:rPr>
+                <w:lang w:val="en-GB"/>
+              </w:rPr>
+              <w:t>(</w:t>
+            </w:r>
+            <w:r>
+              <w:t>1</w:t>
+            </w:r>
+            <w:r>
+              <w:t>,</w:t>
+            </w:r>
+            <w:r>
+              <w:t>132</w:t>
+            </w:r>
+            <w:r>
+              <w:t>)</w:t>
+            </w:r>
           </w:p>
         </w:tc>
         <w:tc>
@@ -1009,7 +1321,7 @@
               <w:rPr>
                 <w:color w:val="000000"/>
               </w:rPr>
-              <w:t>e)</w:t>
+              <w:t>f)</w:t>
             </w:r>
           </w:p>
         </w:tc>
@@ -1029,19 +1341,25 @@
               <w:rPr>
                 <w:color w:val="000000"/>
               </w:rPr>
-              <w:t>Fracture</w:t>
-            </w:r>
-            <w:r>
-              <w:rPr>
-                <w:color w:val="000000"/>
-              </w:rPr>
-              <w:t>s</w:t>
-            </w:r>
-            <w:r>
-              <w:rPr>
-                <w:color w:val="000000"/>
-              </w:rPr>
-              <w:t xml:space="preserve"> on the last day of observation period</w:t>
+              <w:t>Fractures after</w:t>
+            </w:r>
+            <w:r>
+              <w:rPr>
+                <w:color w:val="000000"/>
+              </w:rPr>
+              <w:t xml:space="preserve"> the</w:t>
+            </w:r>
+            <w:r>
+              <w:rPr>
+                <w:color w:val="000000"/>
+              </w:rPr>
+              <w:t xml:space="preserve"> </w:t>
+            </w:r>
+            <w:r>
+              <w:rPr>
+                <w:color w:val="000000"/>
+              </w:rPr>
+              <w:t>last day of observation period</w:t>
             </w:r>
           </w:p>
         </w:tc>
@@ -1055,54 +1373,42 @@
             <w:pPr>
               <w:jc w:val="center"/>
             </w:pPr>
-            <w:r>
-              <w:rPr>
-                <w:lang w:val="en-GB"/>
-              </w:rPr>
-              <w:t>31</w:t>
-            </w:r>
-            <w:r>
-              <w:rPr>
-                <w:lang w:val="en-GB"/>
-              </w:rPr>
+          </w:p>
+        </w:tc>
+        <w:tc>
+          <w:tcPr>
+            <w:tcW w:w="1821" w:type="dxa"/>
+            <w:shd w:val="clear" w:color="auto" w:fill="auto"/>
+            <w:vAlign w:val="center"/>
+          </w:tcPr>
+          <w:p>
+            <w:pPr>
+              <w:jc w:val="center"/>
+            </w:pPr>
+            <w:r>
+              <w:rPr>
+                <w:lang w:val="en-GB"/>
+              </w:rPr>
+              <w:t>917</w:t>
+            </w:r>
+            <w:r>
+              <w:rPr>
+                <w:lang w:val="en-GB"/>
+              </w:rPr>
+              <w:t xml:space="preserve"> (</w:t>
+            </w:r>
+            <w:r>
+              <w:t>1</w:t>
+            </w:r>
+            <w:r>
               <w:t>,</w:t>
             </w:r>
             <w:r>
-              <w:rPr>
-                <w:lang w:val="en-GB"/>
-              </w:rPr>
-              <w:t>440</w:t>
-            </w:r>
-            <w:r>
-              <w:rPr>
-                <w:lang w:val="en-GB"/>
-              </w:rPr>
-              <w:t xml:space="preserve"> (</w:t>
-            </w:r>
-            <w:r>
-              <w:t>137</w:t>
-            </w:r>
-            <w:r>
-              <w:t>,</w:t>
-            </w:r>
-            <w:r>
-              <w:t>290</w:t>
+              <w:t>131</w:t>
             </w:r>
             <w:r>
               <w:t>)</w:t>
             </w:r>
-          </w:p>
-        </w:tc>
-        <w:tc>
-          <w:tcPr>
-            <w:tcW w:w="1821" w:type="dxa"/>
-            <w:shd w:val="clear" w:color="auto" w:fill="auto"/>
-            <w:vAlign w:val="center"/>
-          </w:tcPr>
-          <w:p>
-            <w:pPr>
-              <w:jc w:val="center"/>
-            </w:pPr>
           </w:p>
         </w:tc>
         <w:tc>
@@ -1212,6 +1518,12 @@
                 <w:color w:val="000000"/>
               </w:rPr>
             </w:pPr>
+            <w:r>
+              <w:rPr>
+                <w:color w:val="000000"/>
+              </w:rPr>
+              <w:t>g)</w:t>
+            </w:r>
           </w:p>
         </w:tc>
         <w:tc>
@@ -1292,6 +1604,30 @@
             <w:pPr>
               <w:jc w:val="center"/>
             </w:pPr>
+            <w:r>
+              <w:rPr>
+                <w:lang w:val="en-GB"/>
+              </w:rPr>
+              <w:t>917</w:t>
+            </w:r>
+            <w:r>
+              <w:rPr>
+                <w:lang w:val="en-GB"/>
+              </w:rPr>
+              <w:t xml:space="preserve"> (</w:t>
+            </w:r>
+            <w:r>
+              <w:t>1</w:t>
+            </w:r>
+            <w:r>
+              <w:t>,</w:t>
+            </w:r>
+            <w:r>
+              <w:t>131</w:t>
+            </w:r>
+            <w:r>
+              <w:t>)</w:t>
+            </w:r>
           </w:p>
         </w:tc>
         <w:tc>
@@ -1325,6 +1661,12 @@
                 <w:color w:val="000000"/>
               </w:rPr>
             </w:pPr>
+            <w:r>
+              <w:rPr>
+                <w:color w:val="000000"/>
+              </w:rPr>
+              <w:t>h)</w:t>
+            </w:r>
           </w:p>
         </w:tc>
         <w:tc>
@@ -1405,6 +1747,30 @@
             <w:pPr>
               <w:jc w:val="center"/>
             </w:pPr>
+            <w:r>
+              <w:rPr>
+                <w:lang w:val="en-GB"/>
+              </w:rPr>
+              <w:t>917</w:t>
+            </w:r>
+            <w:r>
+              <w:rPr>
+                <w:lang w:val="en-GB"/>
+              </w:rPr>
+              <w:t xml:space="preserve"> (</w:t>
+            </w:r>
+            <w:r>
+              <w:t>1</w:t>
+            </w:r>
+            <w:r>
+              <w:t>,</w:t>
+            </w:r>
+            <w:r>
+              <w:t>131</w:t>
+            </w:r>
+            <w:r>
+              <w:t>)</w:t>
+            </w:r>
           </w:p>
         </w:tc>
         <w:tc>
@@ -1438,6 +1804,12 @@
                 <w:color w:val="000000"/>
               </w:rPr>
             </w:pPr>
+            <w:r>
+              <w:rPr>
+                <w:color w:val="000000"/>
+              </w:rPr>
+              <w:t>i)</w:t>
+            </w:r>
           </w:p>
         </w:tc>
         <w:tc>
@@ -1497,7 +1869,14 @@
             <w:tcW w:w="5100" w:type="dxa"/>
             <w:shd w:val="clear" w:color="auto" w:fill="auto"/>
           </w:tcPr>
-          <w:p/>
+          <w:p>
+            <w:r>
+              <w:t xml:space="preserve">The index date was </w:t>
+            </w:r>
+            <w:r>
+              <w:t>defined by Antonella</w:t>
+            </w:r>
+          </w:p>
         </w:tc>
       </w:tr>
       <w:tr>
@@ -1515,6 +1894,12 @@
                 <w:color w:val="000000"/>
               </w:rPr>
             </w:pPr>
+            <w:r>
+              <w:rPr>
+                <w:color w:val="000000"/>
+              </w:rPr>
+              <w:t>j)</w:t>
+            </w:r>
           </w:p>
         </w:tc>
         <w:tc>
@@ -1559,6 +1944,30 @@
             <w:pPr>
               <w:jc w:val="center"/>
             </w:pPr>
+            <w:r>
+              <w:rPr>
+                <w:lang w:val="en-GB"/>
+              </w:rPr>
+              <w:t>917</w:t>
+            </w:r>
+            <w:r>
+              <w:rPr>
+                <w:lang w:val="en-GB"/>
+              </w:rPr>
+              <w:t xml:space="preserve"> (</w:t>
+            </w:r>
+            <w:r>
+              <w:t>1</w:t>
+            </w:r>
+            <w:r>
+              <w:t>,</w:t>
+            </w:r>
+            <w:r>
+              <w:t>131</w:t>
+            </w:r>
+            <w:r>
+              <w:t>)</w:t>
+            </w:r>
           </w:p>
         </w:tc>
         <w:tc>
@@ -1592,6 +2001,12 @@
                 <w:color w:val="000000"/>
               </w:rPr>
             </w:pPr>
+            <w:r>
+              <w:rPr>
+                <w:color w:val="000000"/>
+              </w:rPr>
+              <w:t>k)</w:t>
+            </w:r>
           </w:p>
         </w:tc>
         <w:tc>
@@ -1636,6 +2051,30 @@
             <w:pPr>
               <w:jc w:val="center"/>
             </w:pPr>
+            <w:r>
+              <w:rPr>
+                <w:lang w:val="en-GB"/>
+              </w:rPr>
+              <w:t>917</w:t>
+            </w:r>
+            <w:r>
+              <w:rPr>
+                <w:lang w:val="en-GB"/>
+              </w:rPr>
+              <w:t xml:space="preserve"> (</w:t>
+            </w:r>
+            <w:r>
+              <w:t>1</w:t>
+            </w:r>
+            <w:r>
+              <w:t>,</w:t>
+            </w:r>
+            <w:r>
+              <w:t>131</w:t>
+            </w:r>
+            <w:r>
+              <w:t>)</w:t>
+            </w:r>
           </w:p>
         </w:tc>
         <w:tc>
@@ -1669,6 +2108,12 @@
                 <w:color w:val="000000"/>
               </w:rPr>
             </w:pPr>
+            <w:r>
+              <w:rPr>
+                <w:color w:val="000000"/>
+              </w:rPr>
+              <w:t>l)</w:t>
+            </w:r>
           </w:p>
         </w:tc>
         <w:tc>
@@ -1713,6 +2158,27 @@
             <w:pPr>
               <w:jc w:val="center"/>
             </w:pPr>
+            <w:r>
+              <w:rPr>
+                <w:lang w:val="en-GB"/>
+              </w:rPr>
+              <w:t>904</w:t>
+            </w:r>
+            <w:r>
+              <w:rPr>
+                <w:lang w:val="en-GB"/>
+              </w:rPr>
+              <w:t xml:space="preserve"> (</w:t>
+            </w:r>
+            <w:r>
+              <w:t>1112</w:t>
+            </w:r>
+            <w:r>
+              <w:rPr>
+                <w:lang w:val="en-GB"/>
+              </w:rPr>
+              <w:t>)</w:t>
+            </w:r>
           </w:p>
         </w:tc>
         <w:tc>
@@ -1744,8 +2210,18 @@
             <w:pPr>
               <w:rPr>
                 <w:color w:val="000000"/>
-              </w:rPr>
-            </w:pPr>
+                <w:sz w:val="18"/>
+                <w:szCs w:val="18"/>
+              </w:rPr>
+            </w:pPr>
+            <w:r>
+              <w:rPr>
+                <w:color w:val="000000"/>
+                <w:sz w:val="18"/>
+                <w:szCs w:val="18"/>
+              </w:rPr>
+              <w:t>m)</w:t>
+            </w:r>
           </w:p>
         </w:tc>
         <w:tc>
@@ -1790,6 +2266,24 @@
             <w:pPr>
               <w:jc w:val="center"/>
             </w:pPr>
+            <w:r>
+              <w:rPr>
+                <w:lang w:val="en-GB"/>
+              </w:rPr>
+              <w:t>903</w:t>
+            </w:r>
+            <w:r>
+              <w:rPr>
+                <w:lang w:val="en-GB"/>
+              </w:rPr>
+              <w:t xml:space="preserve"> (</w:t>
+            </w:r>
+            <w:r>
+              <w:t>1109</w:t>
+            </w:r>
+            <w:r>
+              <w:t>)</w:t>
+            </w:r>
           </w:p>
         </w:tc>
         <w:tc>
@@ -2964,7 +3458,6 @@
   <w:style w:type="character" w:default="1" w:styleId="DefaultParagraphFont">
     <w:name w:val="Default Paragraph Font"/>
     <w:uiPriority w:val="1"/>
-    <w:semiHidden/>
     <w:unhideWhenUsed/>
   </w:style>
   <w:style w:type="table" w:default="1" w:styleId="TableNormal">
@@ -3356,6 +3849,72 @@
       <w:szCs w:val="20"/>
     </w:rPr>
   </w:style>
+  <w:style w:type="character" w:styleId="CommentReference">
+    <w:name w:val="annotation reference"/>
+    <w:basedOn w:val="DefaultParagraphFont"/>
+    <w:uiPriority w:val="99"/>
+    <w:semiHidden/>
+    <w:unhideWhenUsed/>
+    <w:rsid w:val="001A0876"/>
+    <w:rPr>
+      <w:sz w:val="16"/>
+      <w:szCs w:val="16"/>
+    </w:rPr>
+  </w:style>
+  <w:style w:type="paragraph" w:styleId="CommentText">
+    <w:name w:val="annotation text"/>
+    <w:basedOn w:val="Normal"/>
+    <w:link w:val="CommentTextChar"/>
+    <w:uiPriority w:val="99"/>
+    <w:unhideWhenUsed/>
+    <w:rsid w:val="001A0876"/>
+    <w:pPr>
+      <w:spacing w:line="240" w:lineRule="auto"/>
+    </w:pPr>
+    <w:rPr>
+      <w:sz w:val="20"/>
+      <w:szCs w:val="20"/>
+    </w:rPr>
+  </w:style>
+  <w:style w:type="character" w:customStyle="1" w:styleId="CommentTextChar">
+    <w:name w:val="Comment Text Char"/>
+    <w:basedOn w:val="DefaultParagraphFont"/>
+    <w:link w:val="CommentText"/>
+    <w:uiPriority w:val="99"/>
+    <w:rsid w:val="001A0876"/>
+    <w:rPr>
+      <w:sz w:val="20"/>
+      <w:szCs w:val="20"/>
+    </w:rPr>
+  </w:style>
+  <w:style w:type="paragraph" w:styleId="CommentSubject">
+    <w:name w:val="annotation subject"/>
+    <w:basedOn w:val="CommentText"/>
+    <w:next w:val="CommentText"/>
+    <w:link w:val="CommentSubjectChar"/>
+    <w:uiPriority w:val="99"/>
+    <w:semiHidden/>
+    <w:unhideWhenUsed/>
+    <w:rsid w:val="001A0876"/>
+    <w:rPr>
+      <w:b/>
+      <w:bCs/>
+    </w:rPr>
+  </w:style>
+  <w:style w:type="character" w:customStyle="1" w:styleId="CommentSubjectChar">
+    <w:name w:val="Comment Subject Char"/>
+    <w:basedOn w:val="CommentTextChar"/>
+    <w:link w:val="CommentSubject"/>
+    <w:uiPriority w:val="99"/>
+    <w:semiHidden/>
+    <w:rsid w:val="001A0876"/>
+    <w:rPr>
+      <w:b/>
+      <w:bCs/>
+      <w:sz w:val="20"/>
+      <w:szCs w:val="20"/>
+    </w:rPr>
+  </w:style>
 </w:styles>
 </file>
 

--- a/Cohort_OMOP_CPRD_attrition_table.docx
+++ b/Cohort_OMOP_CPRD_attrition_table.docx
@@ -191,7 +191,21 @@
               <w:rPr>
                 <w:color w:val="000000"/>
               </w:rPr>
-              <w:t>(omop-raw)</w:t>
+              <w:t>(</w:t>
+            </w:r>
+            <w:proofErr w:type="spellStart"/>
+            <w:r>
+              <w:rPr>
+                <w:color w:val="000000"/>
+              </w:rPr>
+              <w:t>omop</w:t>
+            </w:r>
+            <w:proofErr w:type="spellEnd"/>
+            <w:r>
+              <w:rPr>
+                <w:color w:val="000000"/>
+              </w:rPr>
+              <w:t>-raw)</w:t>
             </w:r>
           </w:p>
         </w:tc>
@@ -324,7 +338,17 @@
               </w:numPr>
             </w:pPr>
             <w:r>
-              <w:t xml:space="preserve">acceptable patient flag (patient.accept) is not equal to 1, </w:t>
+              <w:t>acceptable patient flag (</w:t>
+            </w:r>
+            <w:proofErr w:type="spellStart"/>
+            <w:proofErr w:type="gramStart"/>
+            <w:r>
+              <w:t>patient.accept</w:t>
+            </w:r>
+            <w:proofErr w:type="spellEnd"/>
+            <w:proofErr w:type="gramEnd"/>
+            <w:r>
+              <w:t xml:space="preserve">) is not equal to 1, </w:t>
             </w:r>
           </w:p>
           <w:p>
@@ -359,11 +383,34 @@
                 <w:numId w:val="3"/>
               </w:numPr>
             </w:pPr>
-            <w:r>
-              <w:t>patient.deathdate occurs prior to patient.frd (first registration date) are removed</w:t>
-            </w:r>
-            <w:r>
-              <w:t xml:space="preserve"> in the mapping process (cdm$person table).</w:t>
+            <w:proofErr w:type="spellStart"/>
+            <w:proofErr w:type="gramStart"/>
+            <w:r>
+              <w:t>patient.deathdate</w:t>
+            </w:r>
+            <w:proofErr w:type="spellEnd"/>
+            <w:proofErr w:type="gramEnd"/>
+            <w:r>
+              <w:t xml:space="preserve"> occurs prior to </w:t>
+            </w:r>
+            <w:proofErr w:type="spellStart"/>
+            <w:r>
+              <w:t>patient.frd</w:t>
+            </w:r>
+            <w:proofErr w:type="spellEnd"/>
+            <w:r>
+              <w:t xml:space="preserve"> (first registration date) are removed</w:t>
+            </w:r>
+            <w:r>
+              <w:t xml:space="preserve"> in the mapping process (</w:t>
+            </w:r>
+            <w:proofErr w:type="spellStart"/>
+            <w:r>
+              <w:t>cdm$person</w:t>
+            </w:r>
+            <w:proofErr w:type="spellEnd"/>
+            <w:r>
+              <w:t xml:space="preserve"> table).</w:t>
             </w:r>
           </w:p>
         </w:tc>
@@ -451,15 +498,173 @@
               <w:rPr>
                 <w:color w:val="000000"/>
               </w:rPr>
-              <w:t>a</w:t>
-            </w:r>
-            <w:r>
-              <w:rPr>
-                <w:color w:val="000000"/>
-              </w:rPr>
+              <w:t>a)</w:t>
+            </w:r>
+          </w:p>
+        </w:tc>
+        <w:tc>
+          <w:tcPr>
+            <w:tcW w:w="5386" w:type="dxa"/>
+            <w:shd w:val="clear" w:color="auto" w:fill="auto"/>
+            <w:noWrap/>
+          </w:tcPr>
+          <w:p>
+            <w:pPr>
+              <w:rPr>
+                <w:color w:val="000000"/>
+              </w:rPr>
+            </w:pPr>
+            <w:r>
+              <w:t>F</w:t>
+            </w:r>
+            <w:r>
+              <w:t>ractures before the birth year</w:t>
+            </w:r>
+          </w:p>
+        </w:tc>
+        <w:tc>
+          <w:tcPr>
+            <w:tcW w:w="1843" w:type="dxa"/>
+            <w:shd w:val="clear" w:color="auto" w:fill="auto"/>
+            <w:vAlign w:val="center"/>
+          </w:tcPr>
+          <w:p>
+            <w:pPr>
+              <w:jc w:val="center"/>
+            </w:pPr>
+            <w:r>
+              <w:rPr>
+                <w:lang w:val="en-GB"/>
+              </w:rPr>
+              <w:t>184</w:t>
+            </w:r>
+            <w:r>
+              <w:rPr>
+                <w:lang w:val="en-GB"/>
+              </w:rPr>
+              <w:t>,</w:t>
+            </w:r>
+            <w:r>
+              <w:rPr>
+                <w:lang w:val="en-GB"/>
+              </w:rPr>
+              <w:t>263</w:t>
+            </w:r>
+            <w:r>
+              <w:rPr>
+                <w:lang w:val="en-GB"/>
+              </w:rPr>
+              <w:t xml:space="preserve"> (</w:t>
+            </w:r>
+            <w:r>
+              <w:t>702</w:t>
+            </w:r>
+            <w:r>
+              <w:t>,</w:t>
+            </w:r>
+            <w:r>
+              <w:t>309</w:t>
+            </w:r>
+            <w:r>
               <w:t>)</w:t>
             </w:r>
           </w:p>
+          <w:p>
+            <w:pPr>
+              <w:jc w:val="center"/>
+            </w:pPr>
+          </w:p>
+        </w:tc>
+        <w:tc>
+          <w:tcPr>
+            <w:tcW w:w="1821" w:type="dxa"/>
+            <w:shd w:val="clear" w:color="auto" w:fill="auto"/>
+            <w:vAlign w:val="center"/>
+          </w:tcPr>
+          <w:p>
+            <w:pPr>
+              <w:jc w:val="center"/>
+            </w:pPr>
+            <w:r>
+              <w:rPr>
+                <w:lang w:val="en-GB"/>
+              </w:rPr>
+              <w:t>3</w:t>
+            </w:r>
+            <w:r>
+              <w:rPr>
+                <w:lang w:val="en-GB"/>
+              </w:rPr>
+              <w:t>,</w:t>
+            </w:r>
+            <w:r>
+              <w:rPr>
+                <w:lang w:val="en-GB"/>
+              </w:rPr>
+              <w:t>866</w:t>
+            </w:r>
+            <w:r>
+              <w:rPr>
+                <w:lang w:val="en-GB"/>
+              </w:rPr>
+              <w:t xml:space="preserve"> (</w:t>
+            </w:r>
+            <w:r>
+              <w:t>4</w:t>
+            </w:r>
+            <w:r>
+              <w:t>,</w:t>
+            </w:r>
+            <w:r>
+              <w:t>820</w:t>
+            </w:r>
+            <w:r>
+              <w:t>)</w:t>
+            </w:r>
+          </w:p>
+        </w:tc>
+        <w:tc>
+          <w:tcPr>
+            <w:tcW w:w="1254" w:type="dxa"/>
+            <w:shd w:val="clear" w:color="auto" w:fill="auto"/>
+            <w:vAlign w:val="center"/>
+          </w:tcPr>
+          <w:p/>
+        </w:tc>
+        <w:tc>
+          <w:tcPr>
+            <w:tcW w:w="5100" w:type="dxa"/>
+            <w:shd w:val="clear" w:color="auto" w:fill="auto"/>
+          </w:tcPr>
+          <w:p>
+            <w:r>
+              <w:t>Both index date and fractures that happen after the index date</w:t>
+            </w:r>
+          </w:p>
+        </w:tc>
+      </w:tr>
+      <w:tr>
+        <w:trPr>
+          <w:trHeight w:val="405"/>
+        </w:trPr>
+        <w:tc>
+          <w:tcPr>
+            <w:tcW w:w="418" w:type="dxa"/>
+            <w:shd w:val="clear" w:color="auto" w:fill="auto"/>
+          </w:tcPr>
+          <w:p>
+            <w:pPr>
+              <w:rPr>
+                <w:color w:val="000000"/>
+              </w:rPr>
+            </w:pPr>
+            <w:r>
+              <w:rPr>
+                <w:color w:val="000000"/>
+              </w:rPr>
+              <w:t>b)</w:t>
+            </w:r>
+          </w:p>
         </w:tc>
         <w:tc>
           <w:tcPr>
@@ -474,10 +679,22 @@
               </w:rPr>
             </w:pPr>
             <w:r>
-              <w:t>F</w:t>
-            </w:r>
-            <w:r>
-              <w:t>ractures before the birth year</w:t>
+              <w:rPr>
+                <w:color w:val="000000"/>
+              </w:rPr>
+              <w:t>Fracture</w:t>
+            </w:r>
+            <w:r>
+              <w:rPr>
+                <w:color w:val="000000"/>
+              </w:rPr>
+              <w:t>s</w:t>
+            </w:r>
+            <w:r>
+              <w:rPr>
+                <w:color w:val="000000"/>
+              </w:rPr>
+              <w:t xml:space="preserve"> outside of study period</w:t>
             </w:r>
           </w:p>
         </w:tc>
@@ -490,12 +707,15 @@
           <w:p>
             <w:pPr>
               <w:jc w:val="center"/>
-            </w:pPr>
-            <w:r>
-              <w:rPr>
-                <w:lang w:val="en-GB"/>
-              </w:rPr>
-              <w:t>184</w:t>
+              <w:rPr>
+                <w:lang w:val="en-GB"/>
+              </w:rPr>
+            </w:pPr>
+            <w:r>
+              <w:rPr>
+                <w:lang w:val="en-GB"/>
+              </w:rPr>
+              <w:t>89</w:t>
             </w:r>
             <w:r>
               <w:rPr>
@@ -507,7 +727,7 @@
               <w:rPr>
                 <w:lang w:val="en-GB"/>
               </w:rPr>
-              <w:t>263</w:t>
+              <w:t>262</w:t>
             </w:r>
             <w:r>
               <w:rPr>
@@ -516,21 +736,30 @@
               <w:t xml:space="preserve"> </w:t>
             </w:r>
             <w:r>
-              <w:rPr>
-                <w:lang w:val="en-GB"/>
-              </w:rPr>
               <w:t>(</w:t>
             </w:r>
             <w:r>
-              <w:t>702</w:t>
-            </w:r>
-            <w:r>
+              <w:rPr>
+                <w:lang w:val="en-GB"/>
+              </w:rPr>
+              <w:t>323</w:t>
+            </w:r>
+            <w:r>
+              <w:rPr>
+                <w:lang w:val="en-GB"/>
+              </w:rPr>
               <w:t>,</w:t>
             </w:r>
             <w:r>
-              <w:t>309</w:t>
-            </w:r>
-            <w:r>
+              <w:rPr>
+                <w:lang w:val="en-GB"/>
+              </w:rPr>
+              <w:t>873</w:t>
+            </w:r>
+            <w:r>
+              <w:rPr>
+                <w:lang w:val="en-GB"/>
+              </w:rPr>
               <w:t>)</w:t>
             </w:r>
           </w:p>
@@ -550,6 +779,42 @@
             <w:pPr>
               <w:jc w:val="center"/>
             </w:pPr>
+            <w:r>
+              <w:rPr>
+                <w:lang w:val="en-GB"/>
+              </w:rPr>
+              <w:t>2</w:t>
+            </w:r>
+            <w:r>
+              <w:rPr>
+                <w:lang w:val="en-GB"/>
+              </w:rPr>
+              <w:t>,</w:t>
+            </w:r>
+            <w:r>
+              <w:rPr>
+                <w:lang w:val="en-GB"/>
+              </w:rPr>
+              <w:t>459</w:t>
+            </w:r>
+            <w:r>
+              <w:rPr>
+                <w:lang w:val="en-GB"/>
+              </w:rPr>
+              <w:t xml:space="preserve"> (</w:t>
+            </w:r>
+            <w:r>
+              <w:t>2</w:t>
+            </w:r>
+            <w:r>
+              <w:t>,</w:t>
+            </w:r>
+            <w:r>
+              <w:t>920</w:t>
+            </w:r>
+            <w:r>
+              <w:t>)</w:t>
+            </w:r>
           </w:p>
         </w:tc>
         <w:tc>
@@ -587,66 +852,93 @@
               <w:rPr>
                 <w:color w:val="000000"/>
               </w:rPr>
-              <w:t>b</w:t>
-            </w:r>
-            <w:r>
-              <w:rPr>
-                <w:color w:val="000000"/>
-              </w:rPr>
+              <w:t>c)</w:t>
+            </w:r>
+          </w:p>
+        </w:tc>
+        <w:tc>
+          <w:tcPr>
+            <w:tcW w:w="5386" w:type="dxa"/>
+            <w:shd w:val="clear" w:color="auto" w:fill="auto"/>
+            <w:noWrap/>
+          </w:tcPr>
+          <w:p>
+            <w:pPr>
+              <w:rPr>
+                <w:color w:val="000000"/>
+              </w:rPr>
+            </w:pPr>
+            <w:r>
+              <w:rPr>
+                <w:color w:val="000000"/>
+              </w:rPr>
+              <w:t>Fractures on the same day as trauma codes</w:t>
+            </w:r>
+          </w:p>
+        </w:tc>
+        <w:tc>
+          <w:tcPr>
+            <w:tcW w:w="1843" w:type="dxa"/>
+            <w:shd w:val="clear" w:color="auto" w:fill="auto"/>
+            <w:vAlign w:val="center"/>
+          </w:tcPr>
+          <w:p>
+            <w:pPr>
+              <w:jc w:val="center"/>
+            </w:pPr>
+            <w:r>
+              <w:rPr>
+                <w:lang w:val="en-GB"/>
+              </w:rPr>
+              <w:t>87</w:t>
+            </w:r>
+            <w:r>
+              <w:rPr>
+                <w:lang w:val="en-GB"/>
+              </w:rPr>
+              <w:t>,</w:t>
+            </w:r>
+            <w:r>
+              <w:rPr>
+                <w:lang w:val="en-GB"/>
+              </w:rPr>
+              <w:t>905</w:t>
+            </w:r>
+            <w:r>
+              <w:rPr>
+                <w:lang w:val="en-GB"/>
+              </w:rPr>
+              <w:t xml:space="preserve"> (</w:t>
+            </w:r>
+            <w:r>
+              <w:t>311</w:t>
+            </w:r>
+            <w:r>
+              <w:t>,</w:t>
+            </w:r>
+            <w:r>
+              <w:t>022</w:t>
+            </w:r>
+            <w:r>
               <w:t>)</w:t>
             </w:r>
           </w:p>
         </w:tc>
         <w:tc>
           <w:tcPr>
-            <w:tcW w:w="5386" w:type="dxa"/>
-            <w:shd w:val="clear" w:color="auto" w:fill="auto"/>
-            <w:noWrap/>
-          </w:tcPr>
-          <w:p>
-            <w:pPr>
-              <w:rPr>
-                <w:color w:val="000000"/>
-              </w:rPr>
-            </w:pPr>
-            <w:r>
-              <w:rPr>
-                <w:color w:val="000000"/>
-              </w:rPr>
-              <w:t>Fracture</w:t>
-            </w:r>
-            <w:r>
-              <w:rPr>
-                <w:color w:val="000000"/>
-              </w:rPr>
-              <w:t>s</w:t>
-            </w:r>
-            <w:r>
-              <w:rPr>
-                <w:color w:val="000000"/>
-              </w:rPr>
-              <w:t xml:space="preserve"> outside of study period</w:t>
-            </w:r>
-          </w:p>
-        </w:tc>
-        <w:tc>
-          <w:tcPr>
-            <w:tcW w:w="1843" w:type="dxa"/>
+            <w:tcW w:w="1821" w:type="dxa"/>
             <w:shd w:val="clear" w:color="auto" w:fill="auto"/>
             <w:vAlign w:val="center"/>
           </w:tcPr>
           <w:p>
             <w:pPr>
               <w:jc w:val="center"/>
-              <w:rPr>
-                <w:lang w:val="en-GB"/>
-              </w:rPr>
-            </w:pPr>
-            <w:r>
-              <w:rPr>
-                <w:lang w:val="en-GB"/>
-              </w:rPr>
-              <w:t>89</w:t>
+            </w:pPr>
+            <w:r>
+              <w:rPr>
+                <w:lang w:val="en-GB"/>
+              </w:rPr>
+              <w:t>1</w:t>
             </w:r>
             <w:r>
               <w:rPr>
@@ -658,58 +950,26 @@
               <w:rPr>
                 <w:lang w:val="en-GB"/>
               </w:rPr>
-              <w:t>262</w:t>
-            </w:r>
-            <w:r>
-              <w:rPr>
-                <w:lang w:val="en-GB"/>
-              </w:rPr>
-              <w:t xml:space="preserve"> </w:t>
-            </w:r>
-            <w:r>
-              <w:t>(</w:t>
-            </w:r>
-            <w:r>
-              <w:rPr>
-                <w:lang w:val="en-GB"/>
-              </w:rPr>
-              <w:t>323</w:t>
-            </w:r>
-            <w:r>
-              <w:rPr>
-                <w:lang w:val="en-GB"/>
-              </w:rPr>
+              <w:t>775</w:t>
+            </w:r>
+            <w:r>
+              <w:rPr>
+                <w:lang w:val="en-GB"/>
+              </w:rPr>
+              <w:t xml:space="preserve"> (</w:t>
+            </w:r>
+            <w:r>
+              <w:t>2</w:t>
+            </w:r>
+            <w:r>
               <w:t>,</w:t>
             </w:r>
             <w:r>
-              <w:rPr>
-                <w:lang w:val="en-GB"/>
-              </w:rPr>
-              <w:t>873</w:t>
-            </w:r>
-            <w:r>
-              <w:rPr>
-                <w:lang w:val="en-GB"/>
-              </w:rPr>
+              <w:t>109</w:t>
+            </w:r>
+            <w:r>
               <w:t>)</w:t>
             </w:r>
-          </w:p>
-          <w:p>
-            <w:pPr>
-              <w:jc w:val="center"/>
-            </w:pPr>
-          </w:p>
-        </w:tc>
-        <w:tc>
-          <w:tcPr>
-            <w:tcW w:w="1821" w:type="dxa"/>
-            <w:shd w:val="clear" w:color="auto" w:fill="auto"/>
-            <w:vAlign w:val="center"/>
-          </w:tcPr>
-          <w:p>
-            <w:pPr>
-              <w:jc w:val="center"/>
-            </w:pPr>
           </w:p>
         </w:tc>
         <w:tc>
@@ -747,39 +1007,93 @@
               <w:rPr>
                 <w:color w:val="000000"/>
               </w:rPr>
-              <w:t>c</w:t>
-            </w:r>
-            <w:r>
-              <w:rPr>
-                <w:color w:val="000000"/>
-              </w:rPr>
+              <w:t>d)</w:t>
+            </w:r>
+          </w:p>
+        </w:tc>
+        <w:tc>
+          <w:tcPr>
+            <w:tcW w:w="5386" w:type="dxa"/>
+            <w:shd w:val="clear" w:color="auto" w:fill="auto"/>
+            <w:noWrap/>
+          </w:tcPr>
+          <w:p>
+            <w:pPr>
+              <w:rPr>
+                <w:color w:val="000000"/>
+              </w:rPr>
+            </w:pPr>
+            <w:r>
+              <w:rPr>
+                <w:color w:val="000000"/>
+              </w:rPr>
+              <w:t>Fracture</w:t>
+            </w:r>
+            <w:r>
+              <w:rPr>
+                <w:color w:val="000000"/>
+              </w:rPr>
+              <w:t>s</w:t>
+            </w:r>
+            <w:r>
+              <w:rPr>
+                <w:color w:val="000000"/>
+              </w:rPr>
+              <w:t xml:space="preserve"> on the same day as death or after</w:t>
+            </w:r>
+          </w:p>
+        </w:tc>
+        <w:tc>
+          <w:tcPr>
+            <w:tcW w:w="1843" w:type="dxa"/>
+            <w:shd w:val="clear" w:color="auto" w:fill="auto"/>
+            <w:vAlign w:val="center"/>
+          </w:tcPr>
+          <w:p>
+            <w:pPr>
+              <w:jc w:val="center"/>
+            </w:pPr>
+            <w:r>
+              <w:rPr>
+                <w:lang w:val="en-GB"/>
+              </w:rPr>
+              <w:t>31</w:t>
+            </w:r>
+            <w:r>
+              <w:rPr>
+                <w:lang w:val="en-GB"/>
+              </w:rPr>
+              <w:t>,</w:t>
+            </w:r>
+            <w:r>
+              <w:rPr>
+                <w:lang w:val="en-GB"/>
+              </w:rPr>
+              <w:t>460</w:t>
+            </w:r>
+            <w:r>
+              <w:rPr>
+                <w:lang w:val="en-GB"/>
+              </w:rPr>
+              <w:t xml:space="preserve"> (</w:t>
+            </w:r>
+            <w:r>
+              <w:t>137</w:t>
+            </w:r>
+            <w:r>
+              <w:t>,</w:t>
+            </w:r>
+            <w:r>
+              <w:t>375</w:t>
+            </w:r>
+            <w:r>
               <w:t>)</w:t>
             </w:r>
           </w:p>
         </w:tc>
         <w:tc>
           <w:tcPr>
-            <w:tcW w:w="5386" w:type="dxa"/>
-            <w:shd w:val="clear" w:color="auto" w:fill="auto"/>
-            <w:noWrap/>
-          </w:tcPr>
-          <w:p>
-            <w:pPr>
-              <w:rPr>
-                <w:color w:val="000000"/>
-              </w:rPr>
-            </w:pPr>
-            <w:r>
-              <w:rPr>
-                <w:color w:val="000000"/>
-              </w:rPr>
-              <w:t>Fractures on the same day as trauma codes</w:t>
-            </w:r>
-          </w:p>
-        </w:tc>
-        <w:tc>
-          <w:tcPr>
-            <w:tcW w:w="1843" w:type="dxa"/>
+            <w:tcW w:w="1821" w:type="dxa"/>
             <w:shd w:val="clear" w:color="auto" w:fill="auto"/>
             <w:vAlign w:val="center"/>
           </w:tcPr>
@@ -791,56 +1105,26 @@
               <w:rPr>
                 <w:lang w:val="en-GB"/>
               </w:rPr>
-              <w:t>87</w:t>
-            </w:r>
-            <w:r>
-              <w:rPr>
-                <w:lang w:val="en-GB"/>
-              </w:rPr>
+              <w:t>918</w:t>
+            </w:r>
+            <w:r>
+              <w:rPr>
+                <w:lang w:val="en-GB"/>
+              </w:rPr>
+              <w:t xml:space="preserve"> (</w:t>
+            </w:r>
+            <w:r>
+              <w:t>1</w:t>
+            </w:r>
+            <w:r>
               <w:t>,</w:t>
             </w:r>
             <w:r>
-              <w:rPr>
-                <w:lang w:val="en-GB"/>
-              </w:rPr>
-              <w:t>905</w:t>
-            </w:r>
-            <w:r>
-              <w:rPr>
-                <w:lang w:val="en-GB"/>
-              </w:rPr>
-              <w:t xml:space="preserve"> </w:t>
-            </w:r>
-            <w:r>
-              <w:rPr>
-                <w:lang w:val="en-GB"/>
-              </w:rPr>
-              <w:t>(</w:t>
-            </w:r>
-            <w:r>
-              <w:t>311</w:t>
-            </w:r>
-            <w:r>
-              <w:t>,</w:t>
-            </w:r>
-            <w:r>
-              <w:t>022</w:t>
+              <w:t>132</w:t>
             </w:r>
             <w:r>
               <w:t>)</w:t>
             </w:r>
-          </w:p>
-        </w:tc>
-        <w:tc>
-          <w:tcPr>
-            <w:tcW w:w="1821" w:type="dxa"/>
-            <w:shd w:val="clear" w:color="auto" w:fill="auto"/>
-            <w:vAlign w:val="center"/>
-          </w:tcPr>
-          <w:p>
-            <w:pPr>
-              <w:jc w:val="center"/>
-            </w:pPr>
           </w:p>
         </w:tc>
         <w:tc>
@@ -878,7 +1162,7 @@
               <w:rPr>
                 <w:color w:val="000000"/>
               </w:rPr>
-              <w:t>d)</w:t>
+              <w:t>e)</w:t>
             </w:r>
           </w:p>
         </w:tc>
@@ -910,7 +1194,7 @@
               <w:rPr>
                 <w:color w:val="000000"/>
               </w:rPr>
-              <w:t xml:space="preserve"> on the same day as death or after</w:t>
+              <w:t xml:space="preserve"> on the last day of observation period</w:t>
             </w:r>
           </w:p>
         </w:tc>
@@ -940,7 +1224,7 @@
               <w:rPr>
                 <w:lang w:val="en-GB"/>
               </w:rPr>
-              <w:t>460</w:t>
+              <w:t>440</w:t>
             </w:r>
             <w:r>
               <w:rPr>
@@ -955,7 +1239,7 @@
               <w:t>,</w:t>
             </w:r>
             <w:r>
-              <w:t>375</w:t>
+              <w:t>290</w:t>
             </w:r>
             <w:r>
               <w:t>)</w:t>
@@ -972,6 +1256,30 @@
             <w:pPr>
               <w:jc w:val="center"/>
             </w:pPr>
+            <w:r>
+              <w:rPr>
+                <w:lang w:val="en-GB"/>
+              </w:rPr>
+              <w:t>918</w:t>
+            </w:r>
+            <w:r>
+              <w:rPr>
+                <w:lang w:val="en-GB"/>
+              </w:rPr>
+              <w:t xml:space="preserve"> (</w:t>
+            </w:r>
+            <w:r>
+              <w:t>1</w:t>
+            </w:r>
+            <w:r>
+              <w:t>,</w:t>
+            </w:r>
+            <w:r>
+              <w:t>132</w:t>
+            </w:r>
+            <w:r>
+              <w:t>)</w:t>
+            </w:r>
           </w:p>
         </w:tc>
         <w:tc>
@@ -1009,7 +1317,7 @@
               <w:rPr>
                 <w:color w:val="000000"/>
               </w:rPr>
-              <w:t>e)</w:t>
+              <w:t>f)</w:t>
             </w:r>
           </w:p>
         </w:tc>
@@ -1029,19 +1337,13 @@
               <w:rPr>
                 <w:color w:val="000000"/>
               </w:rPr>
-              <w:t>Fracture</w:t>
-            </w:r>
-            <w:r>
-              <w:rPr>
-                <w:color w:val="000000"/>
-              </w:rPr>
-              <w:t>s</w:t>
-            </w:r>
-            <w:r>
-              <w:rPr>
-                <w:color w:val="000000"/>
-              </w:rPr>
-              <w:t xml:space="preserve"> on the last day of observation period</w:t>
+              <w:t xml:space="preserve">Fractures after the </w:t>
+            </w:r>
+            <w:r>
+              <w:rPr>
+                <w:color w:val="000000"/>
+              </w:rPr>
+              <w:t>last day of observation period</w:t>
             </w:r>
           </w:p>
         </w:tc>
@@ -1055,54 +1357,42 @@
             <w:pPr>
               <w:jc w:val="center"/>
             </w:pPr>
-            <w:r>
-              <w:rPr>
-                <w:lang w:val="en-GB"/>
-              </w:rPr>
-              <w:t>31</w:t>
-            </w:r>
-            <w:r>
-              <w:rPr>
-                <w:lang w:val="en-GB"/>
-              </w:rPr>
+          </w:p>
+        </w:tc>
+        <w:tc>
+          <w:tcPr>
+            <w:tcW w:w="1821" w:type="dxa"/>
+            <w:shd w:val="clear" w:color="auto" w:fill="auto"/>
+            <w:vAlign w:val="center"/>
+          </w:tcPr>
+          <w:p>
+            <w:pPr>
+              <w:jc w:val="center"/>
+            </w:pPr>
+            <w:r>
+              <w:rPr>
+                <w:lang w:val="en-GB"/>
+              </w:rPr>
+              <w:t>917</w:t>
+            </w:r>
+            <w:r>
+              <w:rPr>
+                <w:lang w:val="en-GB"/>
+              </w:rPr>
+              <w:t xml:space="preserve"> (</w:t>
+            </w:r>
+            <w:r>
+              <w:t>1</w:t>
+            </w:r>
+            <w:r>
               <w:t>,</w:t>
             </w:r>
             <w:r>
-              <w:rPr>
-                <w:lang w:val="en-GB"/>
-              </w:rPr>
-              <w:t>440</w:t>
-            </w:r>
-            <w:r>
-              <w:rPr>
-                <w:lang w:val="en-GB"/>
-              </w:rPr>
-              <w:t xml:space="preserve"> (</w:t>
-            </w:r>
-            <w:r>
-              <w:t>137</w:t>
-            </w:r>
-            <w:r>
-              <w:t>,</w:t>
-            </w:r>
-            <w:r>
-              <w:t>290</w:t>
+              <w:t>131</w:t>
             </w:r>
             <w:r>
               <w:t>)</w:t>
             </w:r>
-          </w:p>
-        </w:tc>
-        <w:tc>
-          <w:tcPr>
-            <w:tcW w:w="1821" w:type="dxa"/>
-            <w:shd w:val="clear" w:color="auto" w:fill="auto"/>
-            <w:vAlign w:val="center"/>
-          </w:tcPr>
-          <w:p>
-            <w:pPr>
-              <w:jc w:val="center"/>
-            </w:pPr>
           </w:p>
         </w:tc>
         <w:tc>
@@ -1141,19 +1431,7 @@
               <w:rPr>
                 <w:color w:val="000000"/>
               </w:rPr>
-              <w:t xml:space="preserve">Cleaning </w:t>
-            </w:r>
-            <w:r>
-              <w:rPr>
-                <w:color w:val="000000"/>
-              </w:rPr>
-              <w:t>C</w:t>
-            </w:r>
-            <w:r>
-              <w:rPr>
-                <w:color w:val="000000"/>
-              </w:rPr>
-              <w:t>ohort</w:t>
+              <w:t>Cleaning Cohort</w:t>
             </w:r>
           </w:p>
         </w:tc>
@@ -1212,6 +1490,12 @@
                 <w:color w:val="000000"/>
               </w:rPr>
             </w:pPr>
+            <w:r>
+              <w:rPr>
+                <w:color w:val="000000"/>
+              </w:rPr>
+              <w:t>g)</w:t>
+            </w:r>
           </w:p>
         </w:tc>
         <w:tc>
@@ -1292,6 +1576,30 @@
             <w:pPr>
               <w:jc w:val="center"/>
             </w:pPr>
+            <w:r>
+              <w:rPr>
+                <w:lang w:val="en-GB"/>
+              </w:rPr>
+              <w:t>917</w:t>
+            </w:r>
+            <w:r>
+              <w:rPr>
+                <w:lang w:val="en-GB"/>
+              </w:rPr>
+              <w:t xml:space="preserve"> (</w:t>
+            </w:r>
+            <w:r>
+              <w:t>1</w:t>
+            </w:r>
+            <w:r>
+              <w:t>,</w:t>
+            </w:r>
+            <w:r>
+              <w:t>131</w:t>
+            </w:r>
+            <w:r>
+              <w:t>)</w:t>
+            </w:r>
           </w:p>
         </w:tc>
         <w:tc>
@@ -1325,6 +1633,12 @@
                 <w:color w:val="000000"/>
               </w:rPr>
             </w:pPr>
+            <w:r>
+              <w:rPr>
+                <w:color w:val="000000"/>
+              </w:rPr>
+              <w:t>h)</w:t>
+            </w:r>
           </w:p>
         </w:tc>
         <w:tc>
@@ -1405,6 +1719,30 @@
             <w:pPr>
               <w:jc w:val="center"/>
             </w:pPr>
+            <w:r>
+              <w:rPr>
+                <w:lang w:val="en-GB"/>
+              </w:rPr>
+              <w:t>917</w:t>
+            </w:r>
+            <w:r>
+              <w:rPr>
+                <w:lang w:val="en-GB"/>
+              </w:rPr>
+              <w:t xml:space="preserve"> (</w:t>
+            </w:r>
+            <w:r>
+              <w:t>1</w:t>
+            </w:r>
+            <w:r>
+              <w:t>,</w:t>
+            </w:r>
+            <w:r>
+              <w:t>131</w:t>
+            </w:r>
+            <w:r>
+              <w:t>)</w:t>
+            </w:r>
           </w:p>
         </w:tc>
         <w:tc>
@@ -1438,6 +1776,20 @@
                 <w:color w:val="000000"/>
               </w:rPr>
             </w:pPr>
+            <w:proofErr w:type="spellStart"/>
+            <w:r>
+              <w:rPr>
+                <w:color w:val="000000"/>
+              </w:rPr>
+              <w:t>i</w:t>
+            </w:r>
+            <w:proofErr w:type="spellEnd"/>
+            <w:r>
+              <w:rPr>
+                <w:color w:val="000000"/>
+              </w:rPr>
+              <w:t>)</w:t>
+            </w:r>
           </w:p>
         </w:tc>
         <w:tc>
@@ -1497,7 +1849,11 @@
             <w:tcW w:w="5100" w:type="dxa"/>
             <w:shd w:val="clear" w:color="auto" w:fill="auto"/>
           </w:tcPr>
-          <w:p/>
+          <w:p>
+            <w:r>
+              <w:t>The index date was defined by Antonella</w:t>
+            </w:r>
+          </w:p>
         </w:tc>
       </w:tr>
       <w:tr>
@@ -1515,6 +1871,12 @@
                 <w:color w:val="000000"/>
               </w:rPr>
             </w:pPr>
+            <w:r>
+              <w:rPr>
+                <w:color w:val="000000"/>
+              </w:rPr>
+              <w:t>j)</w:t>
+            </w:r>
           </w:p>
         </w:tc>
         <w:tc>
@@ -1533,7 +1895,21 @@
               <w:rPr>
                 <w:color w:val="000000"/>
               </w:rPr>
-              <w:t>History of fx in the 730 prior to index</w:t>
+              <w:t xml:space="preserve">History of </w:t>
+            </w:r>
+            <w:proofErr w:type="spellStart"/>
+            <w:r>
+              <w:rPr>
+                <w:color w:val="000000"/>
+              </w:rPr>
+              <w:t>fx</w:t>
+            </w:r>
+            <w:proofErr w:type="spellEnd"/>
+            <w:r>
+              <w:rPr>
+                <w:color w:val="000000"/>
+              </w:rPr>
+              <w:t xml:space="preserve"> in the 730 prior to index</w:t>
             </w:r>
           </w:p>
         </w:tc>
@@ -1559,6 +1935,30 @@
             <w:pPr>
               <w:jc w:val="center"/>
             </w:pPr>
+            <w:r>
+              <w:rPr>
+                <w:lang w:val="en-GB"/>
+              </w:rPr>
+              <w:t>917</w:t>
+            </w:r>
+            <w:r>
+              <w:rPr>
+                <w:lang w:val="en-GB"/>
+              </w:rPr>
+              <w:t xml:space="preserve"> (</w:t>
+            </w:r>
+            <w:r>
+              <w:t>1</w:t>
+            </w:r>
+            <w:r>
+              <w:t>,</w:t>
+            </w:r>
+            <w:r>
+              <w:t>131</w:t>
+            </w:r>
+            <w:r>
+              <w:t>)</w:t>
+            </w:r>
           </w:p>
         </w:tc>
         <w:tc>
@@ -1592,6 +1992,12 @@
                 <w:color w:val="000000"/>
               </w:rPr>
             </w:pPr>
+            <w:r>
+              <w:rPr>
+                <w:color w:val="000000"/>
+              </w:rPr>
+              <w:t>k)</w:t>
+            </w:r>
           </w:p>
         </w:tc>
         <w:tc>
@@ -1636,6 +2042,30 @@
             <w:pPr>
               <w:jc w:val="center"/>
             </w:pPr>
+            <w:r>
+              <w:rPr>
+                <w:lang w:val="en-GB"/>
+              </w:rPr>
+              <w:t>917</w:t>
+            </w:r>
+            <w:r>
+              <w:rPr>
+                <w:lang w:val="en-GB"/>
+              </w:rPr>
+              <w:t xml:space="preserve"> (</w:t>
+            </w:r>
+            <w:r>
+              <w:t>1</w:t>
+            </w:r>
+            <w:r>
+              <w:t>,</w:t>
+            </w:r>
+            <w:r>
+              <w:t>131</w:t>
+            </w:r>
+            <w:r>
+              <w:t>)</w:t>
+            </w:r>
           </w:p>
         </w:tc>
         <w:tc>
@@ -1669,6 +2099,12 @@
                 <w:color w:val="000000"/>
               </w:rPr>
             </w:pPr>
+            <w:r>
+              <w:rPr>
+                <w:color w:val="000000"/>
+              </w:rPr>
+              <w:t>l)</w:t>
+            </w:r>
           </w:p>
         </w:tc>
         <w:tc>
@@ -1713,6 +2149,27 @@
             <w:pPr>
               <w:jc w:val="center"/>
             </w:pPr>
+            <w:r>
+              <w:rPr>
+                <w:lang w:val="en-GB"/>
+              </w:rPr>
+              <w:t>904</w:t>
+            </w:r>
+            <w:r>
+              <w:rPr>
+                <w:lang w:val="en-GB"/>
+              </w:rPr>
+              <w:t xml:space="preserve"> (</w:t>
+            </w:r>
+            <w:r>
+              <w:t>1112</w:t>
+            </w:r>
+            <w:r>
+              <w:rPr>
+                <w:lang w:val="en-GB"/>
+              </w:rPr>
+              <w:t>)</w:t>
+            </w:r>
           </w:p>
         </w:tc>
         <w:tc>
@@ -1744,8 +2201,18 @@
             <w:pPr>
               <w:rPr>
                 <w:color w:val="000000"/>
-              </w:rPr>
-            </w:pPr>
+                <w:sz w:val="18"/>
+                <w:szCs w:val="18"/>
+              </w:rPr>
+            </w:pPr>
+            <w:r>
+              <w:rPr>
+                <w:color w:val="000000"/>
+                <w:sz w:val="18"/>
+                <w:szCs w:val="18"/>
+              </w:rPr>
+              <w:t>m)</w:t>
+            </w:r>
           </w:p>
         </w:tc>
         <w:tc>
@@ -1790,6 +2257,24 @@
             <w:pPr>
               <w:jc w:val="center"/>
             </w:pPr>
+            <w:r>
+              <w:rPr>
+                <w:lang w:val="en-GB"/>
+              </w:rPr>
+              <w:t>903</w:t>
+            </w:r>
+            <w:r>
+              <w:rPr>
+                <w:lang w:val="en-GB"/>
+              </w:rPr>
+              <w:t xml:space="preserve"> (</w:t>
+            </w:r>
+            <w:r>
+              <w:t>1109</w:t>
+            </w:r>
+            <w:r>
+              <w:t>)</w:t>
+            </w:r>
           </w:p>
         </w:tc>
         <w:tc>
